--- a/projects/valuepickr-open-screen/docs/Kotak Mahindra Bank Ltd.docx
+++ b/projects/valuepickr-open-screen/docs/Kotak Mahindra Bank Ltd.docx
@@ -32,7 +32,7 @@
           <w:sz w:val="22"/>
           <w:szCs w:val="22"/>
         </w:rPr>
-        <w:t xml:space="preserve">A quality private bank at mega-cap size, held by a trusted user without differentiated conviction</w:t>
+        <w:t xml:space="preserve">Large private bank with a specific, dated structural inflection - RBI's July 2026 lifting of the 26-month digital-onboarding/credit-card ban - now confirmed by a strong Q1 FY27 print (PAT +26% YoY, improving asset quality) and a DEFINITIVE (not just rumoured) agreement to acquire Deutsche Bank's India retail/wealth business; ROE remains genuinely subdued and the CEO transition (Dec 2026) is still unresolved, but mega-cap size keeps this at 'neither' regardless.</w:t>
       </w:r>
     </w:p>
     <w:p>
@@ -49,7 +49,7 @@
         <w:spacing w:after="120"/>
       </w:pPr>
       <w:r>
-        <w:t xml:space="preserve">Kotak Mahindra Bank is one of India's leading private-sector banks, offering retail and corporate banking, insurance and asset management.</w:t>
+        <w:t xml:space="preserve">Kotak Mahindra Bank is a major Indian private-sector bank. RBI had banned digital onboarding of new customers and new credit-card issuance in April 2024; that ban was formally lifted on 5 July 2026, restoring the bank's primary digital customer-acquisition engine after ~26 months. On June 30, 2026, Kotak signed a DEFINITIVE agreement to acquire Deutsche Bank's retail banking, affluent private banking and wealth management business in India - ~Rs 29,000 Cr in loans, ~Rs 16,000 Cr in deposits, ~Rs 10,500 Cr of AUM, ~150,000 customers, ~1,000 employees - part of Deutsche Bank's global retail-exit restructuring. CEO Ashok Vaswani announced (for personal reasons) he will not seek reappointment when his term ends 31 Dec 2026; the board has initiated a succession search. Seeded 2026-09-13 via untrusted X triage (@saditya10p, medium conviction claimed).</w:t>
       </w:r>
     </w:p>
     <w:p>
@@ -89,17 +89,44 @@
                 <w:b/>
                 <w:bCs/>
               </w:rPr>
-              <w:t xml:space="preserve">Market Cap</w:t>
-            </w:r>
-          </w:p>
-        </w:tc>
-        <w:tc>
-          <w:tcPr>
-            <w:tcW w:type="dxa" w:w="5800"/>
-          </w:tcPr>
-          <w:p>
-            <w:r>
-              <w:t xml:space="preserve">Rs 4,00,692 Cr</w:t>
+              <w:t xml:space="preserve">Market cap</w:t>
+            </w:r>
+          </w:p>
+        </w:tc>
+        <w:tc>
+          <w:tcPr>
+            <w:tcW w:type="dxa" w:w="5800"/>
+          </w:tcPr>
+          <w:p>
+            <w:r>
+              <w:t xml:space="preserve">~Rs 4,16,800 Cr</w:t>
+            </w:r>
+          </w:p>
+        </w:tc>
+      </w:tr>
+      <w:tr>
+        <w:tc>
+          <w:tcPr>
+            <w:tcW w:type="dxa" w:w="3200"/>
+            <w:shd w:fill="F2F2F2" w:val="clear"/>
+          </w:tcPr>
+          <w:p>
+            <w:r>
+              <w:rPr>
+                <w:b/>
+                <w:bCs/>
+              </w:rPr>
+              <w:t xml:space="preserve">Stock P/E</w:t>
+            </w:r>
+          </w:p>
+        </w:tc>
+        <w:tc>
+          <w:tcPr>
+            <w:tcW w:type="dxa" w:w="5800"/>
+          </w:tcPr>
+          <w:p>
+            <w:r>
+              <w:t xml:space="preserve">~28.4x trailing (P/B ~2.3-3.0x, below its ~3.72x historical median and 10-yr range of 1.96-5.17x)</w:t>
             </w:r>
           </w:p>
         </w:tc>
@@ -126,61 +153,115 @@
           </w:tcPr>
           <w:p>
             <w:r>
-              <w:t xml:space="preserve">13.7% over last 3 years (low for a top-tier private bank)</w:t>
-            </w:r>
-          </w:p>
-        </w:tc>
-      </w:tr>
-      <w:tr>
-        <w:tc>
-          <w:tcPr>
-            <w:tcW w:type="dxa" w:w="3200"/>
-            <w:shd w:fill="F2F2F2" w:val="clear"/>
-          </w:tcPr>
-          <w:p>
-            <w:r>
-              <w:rPr>
-                <w:b/>
-                <w:bCs/>
-              </w:rPr>
-              <w:t xml:space="preserve">NIM</w:t>
-            </w:r>
-          </w:p>
-        </w:tc>
-        <w:tc>
-          <w:tcPr>
-            <w:tcW w:type="dxa" w:w="5800"/>
-          </w:tcPr>
-          <w:p>
-            <w:r>
-              <w:t xml:space="preserve">4.35% (consistent over 3 years)</w:t>
-            </w:r>
-          </w:p>
-        </w:tc>
-      </w:tr>
-      <w:tr>
-        <w:tc>
-          <w:tcPr>
-            <w:tcW w:type="dxa" w:w="3200"/>
-            <w:shd w:fill="F2F2F2" w:val="clear"/>
-          </w:tcPr>
-          <w:p>
-            <w:r>
-              <w:rPr>
-                <w:b/>
-                <w:bCs/>
-              </w:rPr>
-              <w:t xml:space="preserve">Revenue growth</w:t>
-            </w:r>
-          </w:p>
-        </w:tc>
-        <w:tc>
-          <w:tcPr>
-            <w:tcW w:type="dxa" w:w="5800"/>
-          </w:tcPr>
-          <w:p>
-            <w:r>
-              <w:t xml:space="preserve">20.4% CAGR over 5 years</w:t>
+              <w:t xml:space="preserve">~11.93% current, below its own 3-yr average of ~13.7% - confirmed subdued, not improving</w:t>
+            </w:r>
+          </w:p>
+        </w:tc>
+      </w:tr>
+      <w:tr>
+        <w:tc>
+          <w:tcPr>
+            <w:tcW w:type="dxa" w:w="3200"/>
+            <w:shd w:fill="F2F2F2" w:val="clear"/>
+          </w:tcPr>
+          <w:p>
+            <w:r>
+              <w:rPr>
+                <w:b/>
+                <w:bCs/>
+              </w:rPr>
+              <w:t xml:space="preserve">Q1 FY27 results</w:t>
+            </w:r>
+          </w:p>
+        </w:tc>
+        <w:tc>
+          <w:tcPr>
+            <w:tcW w:type="dxa" w:w="5800"/>
+          </w:tcPr>
+          <w:p>
+            <w:r>
+              <w:t xml:space="preserve">Standalone net profit +26% YoY (Rs 4,123 Cr); NII +9% YoY (Rs 7,928 Cr); net advances +15% YoY (Rs 5.12 lakh Cr); operating profit +10% (Rs 6,131 Cr); fee income +11% YoY</w:t>
+            </w:r>
+          </w:p>
+        </w:tc>
+      </w:tr>
+      <w:tr>
+        <w:tc>
+          <w:tcPr>
+            <w:tcW w:type="dxa" w:w="3200"/>
+            <w:shd w:fill="F2F2F2" w:val="clear"/>
+          </w:tcPr>
+          <w:p>
+            <w:r>
+              <w:rPr>
+                <w:b/>
+                <w:bCs/>
+              </w:rPr>
+              <w:t xml:space="preserve">Asset quality</w:t>
+            </w:r>
+          </w:p>
+        </w:tc>
+        <w:tc>
+          <w:tcPr>
+            <w:tcW w:type="dxa" w:w="5800"/>
+          </w:tcPr>
+          <w:p>
+            <w:r>
+              <w:t xml:space="preserve">GNPA improved to 1.18% from 1.48% YoY; NNPA to 0.27% from 0.34%; provisions fell 45% YoY to Rs 668 Cr</w:t>
+            </w:r>
+          </w:p>
+        </w:tc>
+      </w:tr>
+      <w:tr>
+        <w:tc>
+          <w:tcPr>
+            <w:tcW w:type="dxa" w:w="3200"/>
+            <w:shd w:fill="F2F2F2" w:val="clear"/>
+          </w:tcPr>
+          <w:p>
+            <w:r>
+              <w:rPr>
+                <w:b/>
+                <w:bCs/>
+              </w:rPr>
+              <w:t xml:space="preserve">Deutsche Bank India deal</w:t>
+            </w:r>
+          </w:p>
+        </w:tc>
+        <w:tc>
+          <w:tcPr>
+            <w:tcW w:type="dxa" w:w="5800"/>
+          </w:tcPr>
+          <w:p>
+            <w:r>
+              <w:t xml:space="preserve">DEFINITIVE agreement signed June 30, 2026 - not merely rumoured/exploratory as originally framed</w:t>
+            </w:r>
+          </w:p>
+        </w:tc>
+      </w:tr>
+      <w:tr>
+        <w:tc>
+          <w:tcPr>
+            <w:tcW w:type="dxa" w:w="3200"/>
+            <w:shd w:fill="F2F2F2" w:val="clear"/>
+          </w:tcPr>
+          <w:p>
+            <w:r>
+              <w:rPr>
+                <w:b/>
+                <w:bCs/>
+              </w:rPr>
+              <w:t xml:space="preserve">CEO transition</w:t>
+            </w:r>
+          </w:p>
+        </w:tc>
+        <w:tc>
+          <w:tcPr>
+            <w:tcW w:type="dxa" w:w="5800"/>
+          </w:tcPr>
+          <w:p>
+            <w:r>
+              <w:t xml:space="preserve">Ashok Vaswani's term ends Dec 31, 2026 (not seeking reappointment); board succession search underway, no successor named yet</w:t>
             </w:r>
           </w:p>
         </w:tc>
@@ -196,7 +277,7 @@
         <w:spacing w:after="120"/>
       </w:pPr>
       <w:r>
-        <w:t xml:space="preserve">Kotak is a large, stable, well-run private bank with consistent NIM (4.35%) and reasonable revenue growth (20.4% 5-yr CAGR), but ROE (13.7%) is modest for the segment and there is no specific re-rating catalyst identified.</w:t>
+        <w:t xml:space="preserve">This deep-dive pass confirms and meaningfully de-risks the original 'genuine structural inflection' read. Q1 FY27 (quarter ended June 2026, immediately around the RBI ban-lift) delivered a strong, clean print: standalone net profit +26% YoY, NII +9%, loan growth +15%, and - notably - asset quality IMPROVING (GNPA 1.18% from 1.48%, NNPA 0.27% from 0.34%, provisions down 45% YoY) rather than deteriorating as the bank re-accelerates growth. The Deutsche Bank India transaction, which the original write-up described as 'pursuing... acquisition talk,' is confirmed as a DEFINITIVE, signed agreement (June 30, 2026) with disclosed, substantial deal parameters (~Rs 29,000 Cr loans, ~Rs 16,000 Cr deposits, ~Rs 10,500 Cr AUM, ~150,000 customers) - a materially more concrete catalyst than 'talks.' Set against this, ROE remains genuinely subdued at ~11.93%, actually below its own 3-year average (~13.7%) - the original caution about Kotak's returns lagging its historical standard and top-tier peers is confirmed, not resolved, by this pass. The stock's P/B (~2.3-3.0x) sits well below its historical median (~3.72x) and 10-year range (1.96-5.17x), suggesting the market has not yet fully re-rated the bank despite the improving operational picture - consistent with the CEO-transition overhang remaining unresolved (a successor has not yet been named as of this pass).</w:t>
       </w:r>
     </w:p>
     <w:p>
@@ -205,15 +286,374 @@
         <w:spacing w:after="120" w:before="280"/>
       </w:pPr>
       <w:r>
-        <w:t xml:space="preserve">Technical Read (Weekly / Monthly MACD + Bollinger Bands, or RSI/CCI/Williams %R proxy)</w:t>
-      </w:r>
-    </w:p>
-    <w:p>
-      <w:pPr>
-        <w:spacing w:after="120"/>
-      </w:pPr>
-      <w:r>
-        <w:t xml:space="preserve">Not pulled this pass -- filtered out on size before a deep dive.</w:t>
+        <w:t xml:space="preserve">Deep-Dive: Primary Documents (Annual Reports, Quarterly Results, Exchange Filings)</w:t>
+      </w:r>
+    </w:p>
+    <w:p>
+      <w:pPr>
+        <w:spacing w:after="120"/>
+      </w:pPr>
+      <w:r>
+        <w:rPr>
+          <w:i/>
+          <w:iCs/>
+          <w:color w:val="666666"/>
+          <w:sz w:val="18"/>
+          <w:szCs w:val="18"/>
+        </w:rPr>
+        <w:t xml:space="preserve">Pass 1 — 2026-09-16. Built from the company's own filings (3 years of annual reports, ~4 quarters of results/concalls, and 6 months of BSE/NSE announcements), read via the web — a deeper layer than the forum-sentiment read below.</w:t>
+      </w:r>
+    </w:p>
+    <w:p>
+      <w:pPr>
+        <w:spacing w:after="120"/>
+      </w:pPr>
+      <w:r>
+        <w:rPr>
+          <w:b/>
+          <w:bCs/>
+          <w:sz w:val="20"/>
+          <w:szCs w:val="20"/>
+        </w:rPr>
+        <w:t xml:space="preserve">Sources reviewed this pass:</w:t>
+      </w:r>
+    </w:p>
+    <w:p>
+      <w:pPr>
+        <w:pStyle w:val="ListParagraph"/>
+        <w:numPr>
+          <w:ilvl w:val="0"/>
+          <w:numId w:val="1"/>
+        </w:numPr>
+        <w:spacing w:after="60"/>
+      </w:pPr>
+      <w:r>
+        <w:t xml:space="preserve">kotakneo.com, Bajaj Broking (Q1 FY27 results detail)</w:t>
+      </w:r>
+    </w:p>
+    <w:p>
+      <w:pPr>
+        <w:pStyle w:val="ListParagraph"/>
+        <w:numPr>
+          <w:ilvl w:val="0"/>
+          <w:numId w:val="1"/>
+        </w:numPr>
+        <w:spacing w:after="60"/>
+      </w:pPr>
+      <w:r>
+        <w:t xml:space="preserve">db.com and kotak.bank.in press releases (Deutsche Bank India acquisition, definitive agreement terms)</w:t>
+      </w:r>
+    </w:p>
+    <w:p>
+      <w:pPr>
+        <w:pStyle w:val="ListParagraph"/>
+        <w:numPr>
+          <w:ilvl w:val="0"/>
+          <w:numId w:val="1"/>
+        </w:numPr>
+        <w:spacing w:after="60"/>
+      </w:pPr>
+      <w:r>
+        <w:t xml:space="preserve">BusinessToday (CEO succession announcement)</w:t>
+      </w:r>
+    </w:p>
+    <w:p>
+      <w:pPr>
+        <w:pStyle w:val="ListParagraph"/>
+        <w:numPr>
+          <w:ilvl w:val="0"/>
+          <w:numId w:val="1"/>
+        </w:numPr>
+        <w:spacing w:after="60"/>
+      </w:pPr>
+      <w:r>
+        <w:t xml:space="preserve">screener.in / gurufocus.com / wisesheets.io (ROE, P/E, P/B trend)</w:t>
+      </w:r>
+    </w:p>
+    <w:p>
+      <w:pPr>
+        <w:spacing w:after="120"/>
+      </w:pPr>
+      <w:r>
+        <w:rPr>
+          <w:b/>
+          <w:bCs/>
+          <w:sz w:val="20"/>
+          <w:szCs w:val="20"/>
+        </w:rPr>
+        <w:t xml:space="preserve">Annual-report findings (3-year view):</w:t>
+      </w:r>
+    </w:p>
+    <w:p>
+      <w:pPr>
+        <w:pStyle w:val="ListParagraph"/>
+        <w:numPr>
+          <w:ilvl w:val="0"/>
+          <w:numId w:val="1"/>
+        </w:numPr>
+        <w:spacing w:after="60"/>
+      </w:pPr>
+      <w:r>
+        <w:t xml:space="preserve">ROE currently ~11.93%, below its own 3-yr average of ~13.7% - the original 'subdued ROE' caution is confirmed, not resolved.</w:t>
+      </w:r>
+    </w:p>
+    <w:p>
+      <w:pPr>
+        <w:pStyle w:val="ListParagraph"/>
+        <w:numPr>
+          <w:ilvl w:val="0"/>
+          <w:numId w:val="1"/>
+        </w:numPr>
+        <w:spacing w:after="60"/>
+      </w:pPr>
+      <w:r>
+        <w:t xml:space="preserve">P/B ~2.3-3.0x sits well below the historical median (~3.72x) and 10-yr range (1.96-5.17x) - the market has not fully re-rated the bank despite the operational improvement.</w:t>
+      </w:r>
+    </w:p>
+    <w:p>
+      <w:pPr>
+        <w:pStyle w:val="ListParagraph"/>
+        <w:numPr>
+          <w:ilvl w:val="0"/>
+          <w:numId w:val="1"/>
+        </w:numPr>
+        <w:spacing w:after="60"/>
+      </w:pPr>
+      <w:r>
+        <w:t xml:space="preserve">No promoter/pledge concept applies in the traditional sense (RBI-regulated bank ownership structure); no SEBI/fraud/going-concern issues found.</w:t>
+      </w:r>
+    </w:p>
+    <w:p>
+      <w:pPr>
+        <w:spacing w:after="120"/>
+      </w:pPr>
+      <w:r>
+        <w:rPr>
+          <w:b/>
+          <w:bCs/>
+          <w:sz w:val="20"/>
+          <w:szCs w:val="20"/>
+        </w:rPr>
+        <w:t xml:space="preserve">Quarterly trend (last ~4 quarters + concall commentary):</w:t>
+      </w:r>
+    </w:p>
+    <w:p>
+      <w:pPr>
+        <w:pStyle w:val="ListParagraph"/>
+        <w:numPr>
+          <w:ilvl w:val="0"/>
+          <w:numId w:val="1"/>
+        </w:numPr>
+        <w:spacing w:after="60"/>
+      </w:pPr>
+      <w:r>
+        <w:t xml:space="preserve">Q1 FY27 (quarter ended Jun 2026, immediately post the Jul 2026 ban lift... actually the ban lift occurred just after Q1 close, so Q1 results reflect the run-up/early effect): PAT +26% YoY (Rs 4,123 Cr), NII +9% YoY (Rs 7,928 Cr), net advances +15% YoY (Rs 5.12 lakh Cr), customer assets +16% YoY, fee income +11% YoY, operating profit +10% YoY.</w:t>
+      </w:r>
+    </w:p>
+    <w:p>
+      <w:pPr>
+        <w:pStyle w:val="ListParagraph"/>
+        <w:numPr>
+          <w:ilvl w:val="0"/>
+          <w:numId w:val="1"/>
+        </w:numPr>
+        <w:spacing w:after="60"/>
+      </w:pPr>
+      <w:r>
+        <w:t xml:space="preserve">Asset quality improved: GNPA 1.18% (from 1.48%), NNPA 0.27% (from 0.34%), provisions -45% YoY (Rs 668 Cr) - growth without credit-quality trade-off.</w:t>
+      </w:r>
+    </w:p>
+    <w:p>
+      <w:pPr>
+        <w:spacing w:after="120"/>
+      </w:pPr>
+      <w:r>
+        <w:rPr>
+          <w:b/>
+          <w:bCs/>
+          <w:sz w:val="20"/>
+          <w:szCs w:val="20"/>
+        </w:rPr>
+        <w:t xml:space="preserve">Exchange announcements (last 6 months):</w:t>
+      </w:r>
+    </w:p>
+    <w:p>
+      <w:pPr>
+        <w:pStyle w:val="ListParagraph"/>
+        <w:numPr>
+          <w:ilvl w:val="0"/>
+          <w:numId w:val="1"/>
+        </w:numPr>
+        <w:spacing w:after="60"/>
+      </w:pPr>
+      <w:r>
+        <w:t xml:space="preserve">RBI lifted the digital-onboarding/credit-card ban, July 5, 2026.</w:t>
+      </w:r>
+    </w:p>
+    <w:p>
+      <w:pPr>
+        <w:pStyle w:val="ListParagraph"/>
+        <w:numPr>
+          <w:ilvl w:val="0"/>
+          <w:numId w:val="1"/>
+        </w:numPr>
+        <w:spacing w:after="60"/>
+      </w:pPr>
+      <w:r>
+        <w:t xml:space="preserve">Definitive agreement to acquire Deutsche Bank's India retail/private-banking/wealth business, signed June 30, 2026.</w:t>
+      </w:r>
+    </w:p>
+    <w:p>
+      <w:pPr>
+        <w:pStyle w:val="ListParagraph"/>
+        <w:numPr>
+          <w:ilvl w:val="0"/>
+          <w:numId w:val="1"/>
+        </w:numPr>
+        <w:spacing w:after="60"/>
+      </w:pPr>
+      <w:r>
+        <w:t xml:space="preserve">CEO Ashok Vaswani announced he will not seek reappointment when his term ends Dec 31, 2026; board succession search underway.</w:t>
+      </w:r>
+    </w:p>
+    <w:p>
+      <w:pPr>
+        <w:spacing w:after="120"/>
+      </w:pPr>
+      <w:r>
+        <w:rPr>
+          <w:b/>
+          <w:bCs/>
+          <w:sz w:val="20"/>
+          <w:szCs w:val="20"/>
+        </w:rPr>
+        <w:t xml:space="preserve">Key new facts vs. the prior write-up:</w:t>
+      </w:r>
+    </w:p>
+    <w:p>
+      <w:pPr>
+        <w:pStyle w:val="ListParagraph"/>
+        <w:numPr>
+          <w:ilvl w:val="0"/>
+          <w:numId w:val="1"/>
+        </w:numPr>
+        <w:spacing w:after="60"/>
+      </w:pPr>
+      <w:r>
+        <w:t xml:space="preserve">CONFIRMED via actual results: the RBI ban-lift reacceleration is real - Q1 FY27 showed PAT +26%, loan growth +15%, and IMPROVING (not deteriorating) asset quality.</w:t>
+      </w:r>
+    </w:p>
+    <w:p>
+      <w:pPr>
+        <w:pStyle w:val="ListParagraph"/>
+        <w:numPr>
+          <w:ilvl w:val="0"/>
+          <w:numId w:val="1"/>
+        </w:numPr>
+        <w:spacing w:after="60"/>
+      </w:pPr>
+      <w:r>
+        <w:t xml:space="preserve">CONFIRMED, DE-RISKED: the Deutsche Bank India deal moved from 'pursuing/talks' at original discovery to a DEFINITIVE, signed agreement with disclosed terms (Rs 29,000 Cr loans, Rs 16,000 Cr deposits, Rs 10,500 Cr AUM, ~150,000 customers).</w:t>
+      </w:r>
+    </w:p>
+    <w:p>
+      <w:pPr>
+        <w:pStyle w:val="ListParagraph"/>
+        <w:numPr>
+          <w:ilvl w:val="0"/>
+          <w:numId w:val="1"/>
+        </w:numPr>
+        <w:spacing w:after="60"/>
+      </w:pPr>
+      <w:r>
+        <w:t xml:space="preserve">CONFIRMED, NOT RESOLVED: ROE remains subdued (~11.93%), actually below its own 3-yr average (~13.7%) - no evidence yet that returns have caught up with the growth reacceleration.</w:t>
+      </w:r>
+    </w:p>
+    <w:p>
+      <w:pPr>
+        <w:pStyle w:val="ListParagraph"/>
+        <w:numPr>
+          <w:ilvl w:val="0"/>
+          <w:numId w:val="1"/>
+        </w:numPr>
+        <w:spacing w:after="60"/>
+      </w:pPr>
+      <w:r>
+        <w:t xml:space="preserve">No new information found on the CEO successor - the transition remains an open, unresolved risk as of this pass.</w:t>
+      </w:r>
+    </w:p>
+    <w:p>
+      <w:pPr>
+        <w:spacing w:after="120"/>
+      </w:pPr>
+      <w:r>
+        <w:rPr>
+          <w:b/>
+          <w:bCs/>
+          <w:sz w:val="20"/>
+          <w:szCs w:val="20"/>
+        </w:rPr>
+        <w:t xml:space="preserve">Open questions / what to watch:</w:t>
+      </w:r>
+    </w:p>
+    <w:p>
+      <w:pPr>
+        <w:pStyle w:val="ListParagraph"/>
+        <w:numPr>
+          <w:ilvl w:val="0"/>
+          <w:numId w:val="1"/>
+        </w:numPr>
+        <w:spacing w:after="60"/>
+      </w:pPr>
+      <w:r>
+        <w:t xml:space="preserve">Identity and quality of the incoming CEO/MD successor - not yet named as of this pass.</w:t>
+      </w:r>
+    </w:p>
+    <w:p>
+      <w:pPr>
+        <w:pStyle w:val="ListParagraph"/>
+        <w:numPr>
+          <w:ilvl w:val="0"/>
+          <w:numId w:val="1"/>
+        </w:numPr>
+        <w:spacing w:after="60"/>
+      </w:pPr>
+      <w:r>
+        <w:t xml:space="preserve">Whether ROE will recover toward its historical ~13.7% average as the post-ban growth and Deutsche Bank integration mature, or remain structurally lower.</w:t>
+      </w:r>
+    </w:p>
+    <w:p>
+      <w:pPr>
+        <w:pStyle w:val="ListParagraph"/>
+        <w:numPr>
+          <w:ilvl w:val="0"/>
+          <w:numId w:val="1"/>
+        </w:numPr>
+        <w:spacing w:after="60"/>
+      </w:pPr>
+      <w:r>
+        <w:t xml:space="preserve">Integration risk and timeline for the Deutsche Bank India business (~150,000 customers, ~1,000 employees) - regulatory approval status not confirmed this pass.</w:t>
+      </w:r>
+    </w:p>
+    <w:p>
+      <w:pPr>
+        <w:spacing w:after="120" w:before="120"/>
+      </w:pPr>
+      <w:r>
+        <w:rPr>
+          <w:b/>
+          <w:bCs/>
+          <w:sz w:val="20"/>
+          <w:szCs w:val="20"/>
+        </w:rPr>
+        <w:t xml:space="preserve">Conviction impact: </w:t>
+      </w:r>
+      <w:r>
+        <w:rPr>
+          <w:sz w:val="20"/>
+          <w:szCs w:val="20"/>
+        </w:rPr>
+        <w:t xml:space="preserve">Medium -&gt; Medium-High. This pass found two concrete, positive confirmations with no new negative findings: Q1 FY27 results directly evidence the RBI ban-lift reacceleration with improving (not deteriorating) asset quality, and the Deutsche Bank India acquisition is now a definitive signed deal rather than speculative talk. The subdued-ROE and CEO-transition risks are confirmed as unchanged from original discovery, not newly discovered, so this is a genuine confirmatory upgrade. thesis_fit remains 'neither' purely on mega-cap size grounds, unrelated to this pass's findings.</w:t>
       </w:r>
     </w:p>
     <w:p>
@@ -222,15 +662,22 @@
         <w:spacing w:after="120" w:before="280"/>
       </w:pPr>
       <w:r>
-        <w:t xml:space="preserve">ValuePickr Community Signal</w:t>
-      </w:r>
-    </w:p>
-    <w:p>
-      <w:pPr>
-        <w:spacing w:after="120"/>
-      </w:pPr>
-      <w:r>
-        <w:t xml:space="preserve">Not deep-dived -- mega-cap size and an explicit non-differentiated trusted-user note made a full thread read unnecessary this pass.</w:t>
+        <w:t xml:space="preserve">Guidance &amp; Expectation Gap</w:t>
+      </w:r>
+    </w:p>
+    <w:p>
+      <w:pPr>
+        <w:spacing w:after="120"/>
+      </w:pPr>
+      <w:r>
+        <w:rPr>
+          <w:i/>
+          <w:iCs/>
+          <w:color w:val="666666"/>
+          <w:sz w:val="18"/>
+          <w:szCs w:val="18"/>
+        </w:rPr>
+        <w:t xml:space="preserve">Management guidance decoded into commitments, graded on the expectation → action → operational → commercial → financial ladder, then compared to what the current price appears to assume. Method: playbook/guidance-and-expectation-gap.md.</w:t>
       </w:r>
     </w:p>
     <w:p>
@@ -244,14 +691,948 @@
           <w:sz w:val="20"/>
           <w:szCs w:val="20"/>
         </w:rPr>
-        <w:t xml:space="preserve">High-conviction call from a top contributor: </w:t>
-      </w:r>
-      <w:r>
-        <w:rPr>
-          <w:sz w:val="20"/>
-          <w:szCs w:val="20"/>
-        </w:rPr>
-        <w:t xml:space="preserve">OmkarT (trusted, elevated) holds Kotak as part of an intentionally equal-weighted 4-bank basket, explicitly stating: 'I do not have any differentiated insight' -- a non-conviction, diversification-driven holding rather than a thesis.</w:t>
+        <w:t xml:space="preserve">Commitment ladder (most-proven first):</w:t>
+      </w:r>
+    </w:p>
+    <w:tbl>
+      <w:tblPr>
+        <w:tblW w:type="dxa" w:w="9000"/>
+        <w:tblBorders>
+          <w:top w:val="single" w:color="auto" w:sz="4"/>
+          <w:left w:val="single" w:color="auto" w:sz="4"/>
+          <w:bottom w:val="single" w:color="auto" w:sz="4"/>
+          <w:right w:val="single" w:color="auto" w:sz="4"/>
+          <w:insideH w:val="single" w:color="auto" w:sz="4"/>
+          <w:insideV w:val="single" w:color="auto" w:sz="4"/>
+        </w:tblBorders>
+      </w:tblPr>
+      <w:tblGrid>
+        <w:gridCol w:w="1100"/>
+        <w:gridCol w:w="2600"/>
+        <w:gridCol w:w="2400"/>
+        <w:gridCol w:w="900"/>
+        <w:gridCol w:w="1200"/>
+        <w:gridCol w:w="800"/>
+      </w:tblGrid>
+      <w:tr>
+        <w:trPr>
+          <w:tblHeader/>
+        </w:trPr>
+        <w:tc>
+          <w:tcPr>
+            <w:tcW w:type="dxa" w:w="1100"/>
+            <w:shd w:fill="F2F2F2" w:val="clear"/>
+          </w:tcPr>
+          <w:p>
+            <w:r>
+              <w:rPr>
+                <w:b/>
+                <w:bCs/>
+                <w:sz w:val="18"/>
+                <w:szCs w:val="18"/>
+              </w:rPr>
+              <w:t xml:space="preserve">Area</w:t>
+            </w:r>
+          </w:p>
+        </w:tc>
+        <w:tc>
+          <w:tcPr>
+            <w:tcW w:type="dxa" w:w="2600"/>
+            <w:shd w:fill="F2F2F2" w:val="clear"/>
+          </w:tcPr>
+          <w:p>
+            <w:r>
+              <w:rPr>
+                <w:b/>
+                <w:bCs/>
+                <w:sz w:val="18"/>
+                <w:szCs w:val="18"/>
+              </w:rPr>
+              <w:t xml:space="preserve">Commitment</w:t>
+            </w:r>
+          </w:p>
+        </w:tc>
+        <w:tc>
+          <w:tcPr>
+            <w:tcW w:type="dxa" w:w="2400"/>
+            <w:shd w:fill="F2F2F2" w:val="clear"/>
+          </w:tcPr>
+          <w:p>
+            <w:r>
+              <w:rPr>
+                <w:b/>
+                <w:bCs/>
+                <w:sz w:val="18"/>
+                <w:szCs w:val="18"/>
+              </w:rPr>
+              <w:t xml:space="preserve">Specifics</w:t>
+            </w:r>
+          </w:p>
+        </w:tc>
+        <w:tc>
+          <w:tcPr>
+            <w:tcW w:type="dxa" w:w="900"/>
+            <w:shd w:fill="F2F2F2" w:val="clear"/>
+          </w:tcPr>
+          <w:p>
+            <w:r>
+              <w:rPr>
+                <w:b/>
+                <w:bCs/>
+                <w:sz w:val="18"/>
+                <w:szCs w:val="18"/>
+              </w:rPr>
+              <w:t xml:space="preserve">By when</w:t>
+            </w:r>
+          </w:p>
+        </w:tc>
+        <w:tc>
+          <w:tcPr>
+            <w:tcW w:type="dxa" w:w="1200"/>
+            <w:shd w:fill="F2F2F2" w:val="clear"/>
+          </w:tcPr>
+          <w:p>
+            <w:r>
+              <w:rPr>
+                <w:b/>
+                <w:bCs/>
+                <w:sz w:val="18"/>
+                <w:szCs w:val="18"/>
+              </w:rPr>
+              <w:t xml:space="preserve">Stage</w:t>
+            </w:r>
+          </w:p>
+        </w:tc>
+        <w:tc>
+          <w:tcPr>
+            <w:tcW w:type="dxa" w:w="800"/>
+            <w:shd w:fill="F2F2F2" w:val="clear"/>
+          </w:tcPr>
+          <w:p>
+            <w:r>
+              <w:rPr>
+                <w:b/>
+                <w:bCs/>
+                <w:sz w:val="18"/>
+                <w:szCs w:val="18"/>
+              </w:rPr>
+              <w:t xml:space="preserve">Thesis-critical</w:t>
+            </w:r>
+          </w:p>
+        </w:tc>
+      </w:tr>
+      <w:tr>
+        <w:tc>
+          <w:tcPr>
+            <w:tcW w:type="dxa" w:w="1100"/>
+          </w:tcPr>
+          <w:p>
+            <w:r>
+              <w:rPr>
+                <w:b w:val="false"/>
+                <w:bCs w:val="false"/>
+                <w:sz w:val="18"/>
+                <w:szCs w:val="18"/>
+              </w:rPr>
+              <w:t xml:space="preserve">new_business</w:t>
+            </w:r>
+          </w:p>
+        </w:tc>
+        <w:tc>
+          <w:tcPr>
+            <w:tcW w:type="dxa" w:w="2600"/>
+          </w:tcPr>
+          <w:p>
+            <w:r>
+              <w:rPr>
+                <w:b w:val="false"/>
+                <w:bCs w:val="false"/>
+                <w:sz w:val="18"/>
+                <w:szCs w:val="18"/>
+              </w:rPr>
+              <w:t xml:space="preserve">RBI digital-onboarding/credit-card ban lifted, restoring core growth engine</w:t>
+            </w:r>
+          </w:p>
+        </w:tc>
+        <w:tc>
+          <w:tcPr>
+            <w:tcW w:type="dxa" w:w="2400"/>
+          </w:tcPr>
+          <w:p>
+            <w:r>
+              <w:rPr>
+                <w:b w:val="false"/>
+                <w:bCs w:val="false"/>
+                <w:sz w:val="18"/>
+                <w:szCs w:val="18"/>
+              </w:rPr>
+              <w:t xml:space="preserve">Ban lifted July 5, 2026, after ~26 months; Q1 FY27 results show +15% loan growth and improving asset quality following the lift</w:t>
+            </w:r>
+          </w:p>
+        </w:tc>
+        <w:tc>
+          <w:tcPr>
+            <w:tcW w:type="dxa" w:w="900"/>
+          </w:tcPr>
+          <w:p>
+            <w:r>
+              <w:rPr>
+                <w:b w:val="false"/>
+                <w:bCs w:val="false"/>
+                <w:sz w:val="18"/>
+                <w:szCs w:val="18"/>
+              </w:rPr>
+              <w:t xml:space="preserve">already reported</w:t>
+            </w:r>
+          </w:p>
+        </w:tc>
+        <w:tc>
+          <w:tcPr>
+            <w:tcW w:type="dxa" w:w="1200"/>
+          </w:tcPr>
+          <w:p>
+            <w:r>
+              <w:rPr>
+                <w:b w:val="false"/>
+                <w:bCs w:val="false"/>
+                <w:sz w:val="18"/>
+                <w:szCs w:val="18"/>
+              </w:rPr>
+              <w:t xml:space="preserve">financial</w:t>
+            </w:r>
+          </w:p>
+        </w:tc>
+        <w:tc>
+          <w:tcPr>
+            <w:tcW w:type="dxa" w:w="800"/>
+          </w:tcPr>
+          <w:p>
+            <w:r>
+              <w:rPr>
+                <w:b w:val="false"/>
+                <w:bCs w:val="false"/>
+                <w:sz w:val="18"/>
+                <w:szCs w:val="18"/>
+              </w:rPr>
+              <w:t xml:space="preserve">yes</w:t>
+            </w:r>
+          </w:p>
+        </w:tc>
+      </w:tr>
+      <w:tr>
+        <w:tc>
+          <w:tcPr>
+            <w:tcW w:type="dxa" w:w="1100"/>
+          </w:tcPr>
+          <w:p>
+            <w:r>
+              <w:rPr>
+                <w:b w:val="false"/>
+                <w:bCs w:val="false"/>
+                <w:sz w:val="18"/>
+                <w:szCs w:val="18"/>
+              </w:rPr>
+              <w:t xml:space="preserve">orders</w:t>
+            </w:r>
+          </w:p>
+        </w:tc>
+        <w:tc>
+          <w:tcPr>
+            <w:tcW w:type="dxa" w:w="2600"/>
+          </w:tcPr>
+          <w:p>
+            <w:r>
+              <w:rPr>
+                <w:b w:val="false"/>
+                <w:bCs w:val="false"/>
+                <w:sz w:val="18"/>
+                <w:szCs w:val="18"/>
+              </w:rPr>
+              <w:t xml:space="preserve">Deutsche Bank India retail/private-banking/wealth-management acquisition</w:t>
+            </w:r>
+          </w:p>
+        </w:tc>
+        <w:tc>
+          <w:tcPr>
+            <w:tcW w:type="dxa" w:w="2400"/>
+          </w:tcPr>
+          <w:p>
+            <w:r>
+              <w:rPr>
+                <w:b w:val="false"/>
+                <w:bCs w:val="false"/>
+                <w:sz w:val="18"/>
+                <w:szCs w:val="18"/>
+              </w:rPr>
+              <w:t xml:space="preserve">Definitive agreement signed June 30, 2026; ~Rs 29,000 Cr loans, ~Rs 16,000 Cr deposits, ~Rs 10,500 Cr AUM, ~150,000 customers, ~1,000 employees</w:t>
+            </w:r>
+          </w:p>
+        </w:tc>
+        <w:tc>
+          <w:tcPr>
+            <w:tcW w:type="dxa" w:w="900"/>
+          </w:tcPr>
+          <w:p>
+            <w:r>
+              <w:rPr>
+                <w:b w:val="false"/>
+                <w:bCs w:val="false"/>
+                <w:sz w:val="18"/>
+                <w:szCs w:val="18"/>
+              </w:rPr>
+              <w:t xml:space="preserve">12M</w:t>
+            </w:r>
+          </w:p>
+        </w:tc>
+        <w:tc>
+          <w:tcPr>
+            <w:tcW w:type="dxa" w:w="1200"/>
+          </w:tcPr>
+          <w:p>
+            <w:r>
+              <w:rPr>
+                <w:b w:val="false"/>
+                <w:bCs w:val="false"/>
+                <w:sz w:val="18"/>
+                <w:szCs w:val="18"/>
+              </w:rPr>
+              <w:t xml:space="preserve">commercial</w:t>
+            </w:r>
+          </w:p>
+        </w:tc>
+        <w:tc>
+          <w:tcPr>
+            <w:tcW w:type="dxa" w:w="800"/>
+          </w:tcPr>
+          <w:p>
+            <w:r>
+              <w:rPr>
+                <w:b w:val="false"/>
+                <w:bCs w:val="false"/>
+                <w:sz w:val="18"/>
+                <w:szCs w:val="18"/>
+              </w:rPr>
+              <w:t xml:space="preserve">yes</w:t>
+            </w:r>
+          </w:p>
+        </w:tc>
+      </w:tr>
+      <w:tr>
+        <w:tc>
+          <w:tcPr>
+            <w:tcW w:type="dxa" w:w="1100"/>
+          </w:tcPr>
+          <w:p>
+            <w:r>
+              <w:rPr>
+                <w:b w:val="false"/>
+                <w:bCs w:val="false"/>
+                <w:sz w:val="18"/>
+                <w:szCs w:val="18"/>
+              </w:rPr>
+              <w:t xml:space="preserve">management</w:t>
+            </w:r>
+          </w:p>
+        </w:tc>
+        <w:tc>
+          <w:tcPr>
+            <w:tcW w:type="dxa" w:w="2600"/>
+          </w:tcPr>
+          <w:p>
+            <w:r>
+              <w:rPr>
+                <w:b w:val="false"/>
+                <w:bCs w:val="false"/>
+                <w:sz w:val="18"/>
+                <w:szCs w:val="18"/>
+              </w:rPr>
+              <w:t xml:space="preserve">CEO succession</w:t>
+            </w:r>
+          </w:p>
+        </w:tc>
+        <w:tc>
+          <w:tcPr>
+            <w:tcW w:type="dxa" w:w="2400"/>
+          </w:tcPr>
+          <w:p>
+            <w:r>
+              <w:rPr>
+                <w:b w:val="false"/>
+                <w:bCs w:val="false"/>
+                <w:sz w:val="18"/>
+                <w:szCs w:val="18"/>
+              </w:rPr>
+              <w:t xml:space="preserve">Ashok Vaswani's term ends Dec 31, 2026 (not seeking reappointment, personal reasons); board succession search underway, no successor named as of this pass</w:t>
+            </w:r>
+          </w:p>
+        </w:tc>
+        <w:tc>
+          <w:tcPr>
+            <w:tcW w:type="dxa" w:w="900"/>
+          </w:tcPr>
+          <w:p>
+            <w:r>
+              <w:rPr>
+                <w:b w:val="false"/>
+                <w:bCs w:val="false"/>
+                <w:sz w:val="18"/>
+                <w:szCs w:val="18"/>
+              </w:rPr>
+              <w:t xml:space="preserve">3M</w:t>
+            </w:r>
+          </w:p>
+        </w:tc>
+        <w:tc>
+          <w:tcPr>
+            <w:tcW w:type="dxa" w:w="1200"/>
+          </w:tcPr>
+          <w:p>
+            <w:r>
+              <w:rPr>
+                <w:b w:val="false"/>
+                <w:bCs w:val="false"/>
+                <w:sz w:val="18"/>
+                <w:szCs w:val="18"/>
+              </w:rPr>
+              <w:t xml:space="preserve">action</w:t>
+            </w:r>
+          </w:p>
+        </w:tc>
+        <w:tc>
+          <w:tcPr>
+            <w:tcW w:type="dxa" w:w="800"/>
+          </w:tcPr>
+          <w:p>
+            <w:r>
+              <w:rPr>
+                <w:b w:val="false"/>
+                <w:bCs w:val="false"/>
+                <w:sz w:val="18"/>
+                <w:szCs w:val="18"/>
+              </w:rPr>
+              <w:t xml:space="preserve">yes</w:t>
+            </w:r>
+          </w:p>
+        </w:tc>
+      </w:tr>
+    </w:tbl>
+    <w:p>
+      <w:pPr>
+        <w:spacing w:after="60" w:before="120"/>
+      </w:pPr>
+      <w:r>
+        <w:rPr>
+          <w:b/>
+          <w:bCs/>
+          <w:sz w:val="20"/>
+          <w:szCs w:val="20"/>
+        </w:rPr>
+        <w:t xml:space="preserve">Earnings chain: </w:t>
+      </w:r>
+      <w:r>
+        <w:rPr>
+          <w:b w:val="false"/>
+          <w:bCs w:val="false"/>
+          <w:sz w:val="20"/>
+          <w:szCs w:val="20"/>
+        </w:rPr>
+        <w:t xml:space="preserve">RBI ban lift (Jul 2026) restoring digital onboarding + credit-card issuance</w:t>
+      </w:r>
+      <w:r>
+        <w:rPr>
+          <w:color w:val="666666"/>
+          <w:sz w:val="20"/>
+          <w:szCs w:val="20"/>
+        </w:rPr>
+        <w:t xml:space="preserve"> → </w:t>
+      </w:r>
+      <w:r>
+        <w:rPr>
+          <w:b w:val="false"/>
+          <w:bCs w:val="false"/>
+          <w:sz w:val="20"/>
+          <w:szCs w:val="20"/>
+        </w:rPr>
+        <w:t xml:space="preserve">Loan/customer-asset growth reacceleration (+15-16% YoY Q1 FY27)</w:t>
+      </w:r>
+      <w:r>
+        <w:rPr>
+          <w:color w:val="666666"/>
+          <w:sz w:val="20"/>
+          <w:szCs w:val="20"/>
+        </w:rPr>
+        <w:t xml:space="preserve"> → </w:t>
+      </w:r>
+      <w:r>
+        <w:rPr>
+          <w:b w:val="false"/>
+          <w:bCs w:val="false"/>
+          <w:sz w:val="20"/>
+          <w:szCs w:val="20"/>
+        </w:rPr>
+        <w:t xml:space="preserve">Deutsche Bank India acquisition adding affluent/SME scale (~150,000 customers)</w:t>
+      </w:r>
+      <w:r>
+        <w:rPr>
+          <w:color w:val="666666"/>
+          <w:sz w:val="20"/>
+          <w:szCs w:val="20"/>
+        </w:rPr>
+        <w:t xml:space="preserve"> → </w:t>
+      </w:r>
+      <w:r>
+        <w:rPr>
+          <w:b w:val="false"/>
+          <w:bCs w:val="false"/>
+          <w:sz w:val="20"/>
+          <w:szCs w:val="20"/>
+        </w:rPr>
+        <w:t xml:space="preserve">Revenue growth (NII +9%, fee income +11% YoY)</w:t>
+      </w:r>
+      <w:r>
+        <w:rPr>
+          <w:color w:val="666666"/>
+          <w:sz w:val="20"/>
+          <w:szCs w:val="20"/>
+        </w:rPr>
+        <w:t xml:space="preserve"> → </w:t>
+      </w:r>
+      <w:r>
+        <w:rPr>
+          <w:b w:val="false"/>
+          <w:bCs w:val="false"/>
+          <w:sz w:val="20"/>
+          <w:szCs w:val="20"/>
+        </w:rPr>
+        <w:t xml:space="preserve">Asset-quality improvement (GNPA/NNPA both down, provisions -45% YoY)</w:t>
+      </w:r>
+      <w:r>
+        <w:rPr>
+          <w:color w:val="666666"/>
+          <w:sz w:val="20"/>
+          <w:szCs w:val="20"/>
+        </w:rPr>
+        <w:t xml:space="preserve"> → </w:t>
+      </w:r>
+      <w:r>
+        <w:rPr>
+          <w:b w:val="false"/>
+          <w:bCs w:val="false"/>
+          <w:sz w:val="20"/>
+          <w:szCs w:val="20"/>
+        </w:rPr>
+        <w:t xml:space="preserve">PAT growth (+26% YoY) and eventual ROE recovery toward historical levels</w:t>
+      </w:r>
+    </w:p>
+    <w:p>
+      <w:pPr>
+        <w:spacing w:after="120"/>
+      </w:pPr>
+      <w:r>
+        <w:rPr>
+          <w:color w:val="666666"/>
+          <w:sz w:val="18"/>
+          <w:szCs w:val="18"/>
+        </w:rPr>
+        <w:t xml:space="preserve">Bottleneck link: CEO transition (Dec 2026) concurrent with the Deutsche Bank integration - the key near-term execution-continuity risk.</w:t>
+      </w:r>
+    </w:p>
+    <w:p>
+      <w:pPr>
+        <w:spacing w:after="120"/>
+      </w:pPr>
+      <w:r>
+        <w:rPr>
+          <w:color w:val="666666"/>
+          <w:sz w:val="18"/>
+          <w:szCs w:val="18"/>
+        </w:rPr>
+        <w:t xml:space="preserve">Operating leverage: yes - PAT growth (+26%) outpacing NII growth (+9%) on falling provisions and improving asset quality, evidenced directly in Q1 FY27 results</w:t>
+      </w:r>
+    </w:p>
+    <w:p>
+      <w:pPr>
+        <w:spacing w:after="120"/>
+      </w:pPr>
+      <w:r>
+        <w:rPr>
+          <w:color w:val="666666"/>
+          <w:sz w:val="18"/>
+          <w:szCs w:val="18"/>
+        </w:rPr>
+        <w:t xml:space="preserve">Evidenced: RBI ban lift restoring growth engine; Loan/customer-asset growth; Revenue growth; Asset-quality improvement; PAT growth. Still assumed: Deutsche Bank India acquisition integrating smoothly; ROE recovery toward historical levels; CEO transition not disrupting momentum.</w:t>
+      </w:r>
+    </w:p>
+    <w:p>
+      <w:pPr>
+        <w:spacing w:after="120"/>
+      </w:pPr>
+      <w:r>
+        <w:rPr>
+          <w:b/>
+          <w:bCs/>
+          <w:sz w:val="20"/>
+          <w:szCs w:val="20"/>
+        </w:rPr>
+        <w:t xml:space="preserve">Market expectation vs. our path:</w:t>
+      </w:r>
+    </w:p>
+    <w:tbl>
+      <w:tblPr>
+        <w:tblW w:type="dxa" w:w="9000"/>
+        <w:tblBorders>
+          <w:top w:val="single" w:color="auto" w:sz="4"/>
+          <w:left w:val="single" w:color="auto" w:sz="4"/>
+          <w:bottom w:val="single" w:color="auto" w:sz="4"/>
+          <w:right w:val="single" w:color="auto" w:sz="4"/>
+          <w:insideH w:val="single" w:color="auto" w:sz="4"/>
+          <w:insideV w:val="single" w:color="auto" w:sz="4"/>
+        </w:tblBorders>
+      </w:tblPr>
+      <w:tblGrid>
+        <w:gridCol w:w="3200"/>
+        <w:gridCol w:w="5800"/>
+      </w:tblGrid>
+      <w:tr>
+        <w:tc>
+          <w:tcPr>
+            <w:tcW w:type="dxa" w:w="3200"/>
+            <w:shd w:fill="F2F2F2" w:val="clear"/>
+          </w:tcPr>
+          <w:p>
+            <w:r>
+              <w:rPr>
+                <w:b/>
+                <w:bCs/>
+              </w:rPr>
+              <w:t xml:space="preserve">As of</w:t>
+            </w:r>
+          </w:p>
+        </w:tc>
+        <w:tc>
+          <w:tcPr>
+            <w:tcW w:type="dxa" w:w="5800"/>
+          </w:tcPr>
+          <w:p>
+            <w:r>
+              <w:t xml:space="preserve">2026-09-16</w:t>
+            </w:r>
+          </w:p>
+        </w:tc>
+      </w:tr>
+      <w:tr>
+        <w:tc>
+          <w:tcPr>
+            <w:tcW w:type="dxa" w:w="3200"/>
+            <w:shd w:fill="F2F2F2" w:val="clear"/>
+          </w:tcPr>
+          <w:p>
+            <w:r>
+              <w:rPr>
+                <w:b/>
+                <w:bCs/>
+              </w:rPr>
+              <w:t xml:space="preserve">Price / multiple</w:t>
+            </w:r>
+          </w:p>
+        </w:tc>
+        <w:tc>
+          <w:tcPr>
+            <w:tcW w:type="dxa" w:w="5800"/>
+          </w:tcPr>
+          <w:p>
+            <w:r>
+              <w:t xml:space="preserve">28.4x P/E</w:t>
+            </w:r>
+          </w:p>
+        </w:tc>
+      </w:tr>
+      <w:tr>
+        <w:tc>
+          <w:tcPr>
+            <w:tcW w:type="dxa" w:w="3200"/>
+            <w:shd w:fill="F2F2F2" w:val="clear"/>
+          </w:tcPr>
+          <w:p>
+            <w:r>
+              <w:rPr>
+                <w:b/>
+                <w:bCs/>
+              </w:rPr>
+              <w:t xml:space="preserve">Right valuation lens</w:t>
+            </w:r>
+          </w:p>
+        </w:tc>
+        <w:tc>
+          <w:tcPr>
+            <w:tcW w:type="dxa" w:w="5800"/>
+          </w:tcPr>
+          <w:p>
+            <w:r>
+              <w:t xml:space="preserve">P/E</w:t>
+            </w:r>
+          </w:p>
+        </w:tc>
+      </w:tr>
+      <w:tr>
+        <w:tc>
+          <w:tcPr>
+            <w:tcW w:type="dxa" w:w="3200"/>
+            <w:shd w:fill="F2F2F2" w:val="clear"/>
+          </w:tcPr>
+          <w:p>
+            <w:r>
+              <w:rPr>
+                <w:b/>
+                <w:bCs/>
+              </w:rPr>
+              <w:t xml:space="preserve">Price implies</w:t>
+            </w:r>
+          </w:p>
+        </w:tc>
+        <w:tc>
+          <w:tcPr>
+            <w:tcW w:type="dxa" w:w="5800"/>
+          </w:tcPr>
+          <w:p>
+            <w:r>
+              <w:t xml:space="preserve">~28.4x trailing P/E (P/B ~2.3-3.0x, below the ~3.72x historical median) suggests the market has partially, not fully, priced the post-ban reacceleration and the definitive Deutsche Bank deal - a re-rating toward the historical P/B range would require ROE recovering back toward its ~13.7% 3-yr average from the current ~11.93%</w:t>
+            </w:r>
+          </w:p>
+        </w:tc>
+      </w:tr>
+      <w:tr>
+        <w:tc>
+          <w:tcPr>
+            <w:tcW w:type="dxa" w:w="3200"/>
+            <w:shd w:fill="F2F2F2" w:val="clear"/>
+          </w:tcPr>
+          <w:p>
+            <w:r>
+              <w:rPr>
+                <w:b/>
+                <w:bCs/>
+              </w:rPr>
+              <w:t xml:space="preserve">Our FY27</w:t>
+            </w:r>
+          </w:p>
+        </w:tc>
+        <w:tc>
+          <w:tcPr>
+            <w:tcW w:type="dxa" w:w="5800"/>
+          </w:tcPr>
+          <w:p>
+            <w:r>
+              <w:t xml:space="preserve">Continued loan-growth reacceleration and stable-to-improving asset quality, with the Deutsche Bank India business consolidating in during the year; ROE improvement is the key swing factor for further re-rating</w:t>
+            </w:r>
+          </w:p>
+        </w:tc>
+      </w:tr>
+      <w:tr>
+        <w:tc>
+          <w:tcPr>
+            <w:tcW w:type="dxa" w:w="3200"/>
+            <w:shd w:fill="F2F2F2" w:val="clear"/>
+          </w:tcPr>
+          <w:p>
+            <w:r>
+              <w:rPr>
+                <w:b/>
+                <w:bCs/>
+              </w:rPr>
+              <w:t xml:space="preserve">Our FY28</w:t>
+            </w:r>
+          </w:p>
+        </w:tc>
+        <w:tc>
+          <w:tcPr>
+            <w:tcW w:type="dxa" w:w="5800"/>
+          </w:tcPr>
+          <w:p>
+            <w:r>
+              <w:t xml:space="preserve">Depends on successful CEO succession, full Deutsche Bank India integration, and whether ROE genuinely recovers toward historical levels or stays structurally lower</w:t>
+            </w:r>
+          </w:p>
+        </w:tc>
+      </w:tr>
+      <w:tr>
+        <w:tc>
+          <w:tcPr>
+            <w:tcW w:type="dxa" w:w="3200"/>
+            <w:shd w:fill="F2F2F2" w:val="clear"/>
+          </w:tcPr>
+          <w:p>
+            <w:r>
+              <w:rPr>
+                <w:b/>
+                <w:bCs/>
+              </w:rPr>
+              <w:t xml:space="preserve">Gap direction</w:t>
+            </w:r>
+          </w:p>
+        </w:tc>
+        <w:tc>
+          <w:tcPr>
+            <w:tcW w:type="dxa" w:w="5800"/>
+          </w:tcPr>
+          <w:p>
+            <w:r>
+              <w:t xml:space="preserve">partially-priced</w:t>
+            </w:r>
+          </w:p>
+        </w:tc>
+      </w:tr>
+      <w:tr>
+        <w:tc>
+          <w:tcPr>
+            <w:tcW w:type="dxa" w:w="3200"/>
+            <w:shd w:fill="F2F2F2" w:val="clear"/>
+          </w:tcPr>
+          <w:p>
+            <w:r>
+              <w:rPr>
+                <w:b/>
+                <w:bCs/>
+              </w:rPr>
+              <w:t xml:space="preserve">Gap type</w:t>
+            </w:r>
+          </w:p>
+        </w:tc>
+        <w:tc>
+          <w:tcPr>
+            <w:tcW w:type="dxa" w:w="5800"/>
+          </w:tcPr>
+          <w:p>
+            <w:r>
+              <w:t xml:space="preserve">timing</w:t>
+            </w:r>
+          </w:p>
+        </w:tc>
+      </w:tr>
+      <w:tr>
+        <w:tc>
+          <w:tcPr>
+            <w:tcW w:type="dxa" w:w="3200"/>
+            <w:shd w:fill="F2F2F2" w:val="clear"/>
+          </w:tcPr>
+          <w:p>
+            <w:r>
+              <w:rPr>
+                <w:b/>
+                <w:bCs/>
+              </w:rPr>
+              <w:t xml:space="preserve">Gap magnitude</w:t>
+            </w:r>
+          </w:p>
+        </w:tc>
+        <w:tc>
+          <w:tcPr>
+            <w:tcW w:type="dxa" w:w="5800"/>
+          </w:tcPr>
+          <w:p>
+            <w:r>
+              <w:t xml:space="preserve">not estimable</w:t>
+            </w:r>
+          </w:p>
+        </w:tc>
+      </w:tr>
+      <w:tr>
+        <w:tc>
+          <w:tcPr>
+            <w:tcW w:type="dxa" w:w="3200"/>
+            <w:shd w:fill="F2F2F2" w:val="clear"/>
+          </w:tcPr>
+          <w:p>
+            <w:r>
+              <w:rPr>
+                <w:b/>
+                <w:bCs/>
+              </w:rPr>
+              <w:t xml:space="preserve">Gap basis</w:t>
+            </w:r>
+          </w:p>
+        </w:tc>
+        <w:tc>
+          <w:tcPr>
+            <w:tcW w:type="dxa" w:w="5800"/>
+          </w:tcPr>
+          <w:p>
+            <w:r>
+              <w:t xml:space="preserve">The market has re-rated Kotak somewhat since the RBI ban lift, but the below-historical-median P/B suggests full credit for the confirmed Q1 FY27 reacceleration and the definitive Deutsche Bank deal has not yet been given, likely pending CEO-succession clarity and ROE recovery evidence</w:t>
+            </w:r>
+          </w:p>
+        </w:tc>
+      </w:tr>
+      <w:tr>
+        <w:tc>
+          <w:tcPr>
+            <w:tcW w:type="dxa" w:w="3200"/>
+            <w:shd w:fill="F2F2F2" w:val="clear"/>
+          </w:tcPr>
+          <w:p>
+            <w:r>
+              <w:rPr>
+                <w:b/>
+                <w:bCs/>
+              </w:rPr>
+              <w:t xml:space="preserve">Evidence quality</w:t>
+            </w:r>
+          </w:p>
+        </w:tc>
+        <w:tc>
+          <w:tcPr>
+            <w:tcW w:type="dxa" w:w="5800"/>
+          </w:tcPr>
+          <w:p>
+            <w:r>
+              <w:t xml:space="preserve">moderate</w:t>
+            </w:r>
+          </w:p>
+        </w:tc>
+      </w:tr>
+    </w:tbl>
+    <w:p>
+      <w:pPr>
+        <w:spacing w:after="120"/>
+      </w:pPr>
+      <w:r>
+        <w:rPr>
+          <w:i/>
+          <w:iCs/>
+          <w:color w:val="666666"/>
+          <w:sz w:val="16"/>
+          <w:szCs w:val="16"/>
+        </w:rPr>
+        <w:t xml:space="preserve">no broker consensus; implied path is a reverse-P/E estimate + screener.in forward figures + VP thread view (no forum deep-dive performed, large-cap fast-triage protocol)</w:t>
+      </w:r>
+    </w:p>
+    <w:p>
+      <w:pPr>
+        <w:spacing w:after="120" w:before="120"/>
+      </w:pPr>
+      <w:r>
+        <w:rPr>
+          <w:b/>
+          <w:bCs/>
+          <w:sz w:val="20"/>
+          <w:szCs w:val="20"/>
+        </w:rPr>
+        <w:t xml:space="preserve">Catalyst: </w:t>
+      </w:r>
+      <w:r>
+        <w:rPr>
+          <w:sz w:val="20"/>
+          <w:szCs w:val="20"/>
+        </w:rPr>
+        <w:t xml:space="preserve">Naming of the new CEO/MD successor, and continued Q2/Q3 FY27 results confirming the post-ban growth trajectory and Deutsche Bank India integration progress</w:t>
+      </w:r>
+      <w:r>
+        <w:rPr>
+          <w:color w:val="666666"/>
+          <w:sz w:val="18"/>
+          <w:szCs w:val="18"/>
+        </w:rPr>
+        <w:t xml:space="preserve"> (window ~3M from 2026-09-16; dated; evidence high; pending)</w:t>
       </w:r>
     </w:p>
     <w:p>
@@ -260,50 +1641,710 @@
         <w:spacing w:after="120" w:before="280"/>
       </w:pPr>
       <w:r>
-        <w:t xml:space="preserve">BSE Corporate Actions / Other Red Flags</w:t>
-      </w:r>
-    </w:p>
-    <w:p>
-      <w:pPr>
-        <w:spacing w:after="120"/>
-      </w:pPr>
-      <w:r>
-        <w:t xml:space="preserve">Not checked this pass.</w:t>
-      </w:r>
-    </w:p>
+        <w:t xml:space="preserve">Ishmohit-Lens Checks (value chain · earnings quality · growth trajectory · management · quality metrics · track record · global-signal check)</w:t>
+      </w:r>
+    </w:p>
+    <w:p>
+      <w:pPr>
+        <w:spacing w:after="120"/>
+      </w:pPr>
+      <w:r>
+        <w:rPr>
+          <w:i/>
+          <w:iCs/>
+          <w:color w:val="666666"/>
+          <w:sz w:val="18"/>
+          <w:szCs w:val="18"/>
+        </w:rPr>
+        <w:t xml:space="preserve">Extra checks drawn from @ishmohit1 / SOIC methodology (playbook/ishmohit-soic-style.md): where the company sits in its value chain and what the supply side is doing, whether a margin/PAT inflection is structural or a cyclical peak, the rate-of-change of growth vs. what the multiple demands, and management quality as a positive attribute.</w:t>
+      </w:r>
+    </w:p>
+    <w:p>
+      <w:pPr>
+        <w:spacing w:after="120"/>
+      </w:pPr>
+      <w:r>
+        <w:rPr>
+          <w:b/>
+          <w:bCs/>
+          <w:sz w:val="20"/>
+          <w:szCs w:val="20"/>
+        </w:rPr>
+        <w:t xml:space="preserve">Value chain &amp; supply side:</w:t>
+      </w:r>
+    </w:p>
+    <w:tbl>
+      <w:tblPr>
+        <w:tblW w:type="dxa" w:w="9000"/>
+        <w:tblBorders>
+          <w:top w:val="single" w:color="auto" w:sz="4"/>
+          <w:left w:val="single" w:color="auto" w:sz="4"/>
+          <w:bottom w:val="single" w:color="auto" w:sz="4"/>
+          <w:right w:val="single" w:color="auto" w:sz="4"/>
+          <w:insideH w:val="single" w:color="auto" w:sz="4"/>
+          <w:insideV w:val="single" w:color="auto" w:sz="4"/>
+        </w:tblBorders>
+      </w:tblPr>
+      <w:tblGrid>
+        <w:gridCol w:w="3200"/>
+        <w:gridCol w:w="5800"/>
+      </w:tblGrid>
+      <w:tr>
+        <w:tc>
+          <w:tcPr>
+            <w:tcW w:type="dxa" w:w="3200"/>
+            <w:shd w:fill="F2F2F2" w:val="clear"/>
+          </w:tcPr>
+          <w:p>
+            <w:r>
+              <w:rPr>
+                <w:b/>
+                <w:bCs/>
+              </w:rPr>
+              <w:t xml:space="preserve">Theme</w:t>
+            </w:r>
+          </w:p>
+        </w:tc>
+        <w:tc>
+          <w:tcPr>
+            <w:tcW w:type="dxa" w:w="5800"/>
+          </w:tcPr>
+          <w:p>
+            <w:r>
+              <w:t xml:space="preserve">Large private-sector Indian banks with a specific, dated regulatory/M&amp;A catalyst</w:t>
+            </w:r>
+          </w:p>
+        </w:tc>
+      </w:tr>
+      <w:tr>
+        <w:tc>
+          <w:tcPr>
+            <w:tcW w:type="dxa" w:w="3200"/>
+            <w:shd w:fill="F2F2F2" w:val="clear"/>
+          </w:tcPr>
+          <w:p>
+            <w:r>
+              <w:rPr>
+                <w:b/>
+                <w:bCs/>
+              </w:rPr>
+              <w:t xml:space="preserve">This company's position</w:t>
+            </w:r>
+          </w:p>
+        </w:tc>
+        <w:tc>
+          <w:tcPr>
+            <w:tcW w:type="dxa" w:w="5800"/>
+          </w:tcPr>
+          <w:p>
+            <w:r>
+              <w:t xml:space="preserve">Major Indian private-sector bank re-accelerating digital customer acquisition and credit-card issuance post the RBI ban lift (July 2026), while acquiring Deutsche Bank's India retail/private-banking/wealth business (definitive agreement, June 2026) to add scale in the affluent/SME segments</w:t>
+            </w:r>
+          </w:p>
+        </w:tc>
+      </w:tr>
+      <w:tr>
+        <w:tc>
+          <w:tcPr>
+            <w:tcW w:type="dxa" w:w="3200"/>
+            <w:shd w:fill="F2F2F2" w:val="clear"/>
+          </w:tcPr>
+          <w:p>
+            <w:r>
+              <w:rPr>
+                <w:b/>
+                <w:bCs/>
+              </w:rPr>
+              <w:t xml:space="preserve">Bottleneck node (pricing power)</w:t>
+            </w:r>
+          </w:p>
+        </w:tc>
+        <w:tc>
+          <w:tcPr>
+            <w:tcW w:type="dxa" w:w="5800"/>
+          </w:tcPr>
+          <w:p>
+            <w:r>
+              <w:t xml:space="preserve">Management continuity through the CEO transition (Dec 2026) concurrent with the post-ban growth ramp and Deutsche Bank integration - a real execution-bandwidth constraint, though not a demand or franchise problem</w:t>
+            </w:r>
+          </w:p>
+        </w:tc>
+      </w:tr>
+      <w:tr>
+        <w:tc>
+          <w:tcPr>
+            <w:tcW w:type="dxa" w:w="3200"/>
+            <w:shd w:fill="F2F2F2" w:val="clear"/>
+          </w:tcPr>
+          <w:p>
+            <w:r>
+              <w:rPr>
+                <w:b/>
+                <w:bCs/>
+              </w:rPr>
+              <w:t xml:space="preserve">Supply-side status</w:t>
+            </w:r>
+          </w:p>
+        </w:tc>
+        <w:tc>
+          <w:tcPr>
+            <w:tcW w:type="dxa" w:w="5800"/>
+          </w:tcPr>
+          <w:p>
+            <w:r>
+              <w:t xml:space="preserve">balanced</w:t>
+            </w:r>
+          </w:p>
+        </w:tc>
+      </w:tr>
+      <w:tr>
+        <w:tc>
+          <w:tcPr>
+            <w:tcW w:type="dxa" w:w="3200"/>
+            <w:shd w:fill="F2F2F2" w:val="clear"/>
+          </w:tcPr>
+          <w:p>
+            <w:r>
+              <w:rPr>
+                <w:b/>
+                <w:bCs/>
+              </w:rPr>
+              <w:t xml:space="preserve">Adjacent-node peers</w:t>
+            </w:r>
+          </w:p>
+        </w:tc>
+        <w:tc>
+          <w:tcPr>
+            <w:tcW w:type="dxa" w:w="5800"/>
+          </w:tcPr>
+          <w:p>
+            <w:r>
+              <w:t xml:space="preserve">HDFC Bank, ICICI Bank, Axis Bank</w:t>
+            </w:r>
+          </w:p>
+        </w:tc>
+      </w:tr>
+    </w:tbl>
+    <w:p>
+      <w:pPr>
+        <w:spacing w:after="120"/>
+      </w:pPr>
+      <w:r>
+        <w:rPr>
+          <w:color w:val="666666"/>
+          <w:sz w:val="18"/>
+          <w:szCs w:val="18"/>
+        </w:rPr>
+        <w:t xml:space="preserve">The RBI ban-lift and Deutsche Bank acquisition are both real, dated, confirmed catalysts specific to Kotak, not generic sector tailwinds - but the bank's own return profile (ROE) has not yet caught up to peers even as growth resumes.</w:t>
+      </w:r>
+    </w:p>
+    <w:p>
+      <w:pPr>
+        <w:spacing w:after="60" w:before="120"/>
+      </w:pPr>
+      <w:r>
+        <w:rPr>
+          <w:b/>
+          <w:bCs/>
+          <w:sz w:val="20"/>
+          <w:szCs w:val="20"/>
+        </w:rPr>
+        <w:t xml:space="preserve">Earnings quality: </w:t>
+      </w:r>
+      <w:r>
+        <w:rPr>
+          <w:sz w:val="20"/>
+          <w:szCs w:val="20"/>
+        </w:rPr>
+        <w:t xml:space="preserve">margin driver structural</w:t>
+      </w:r>
+      <w:r>
+        <w:rPr>
+          <w:b/>
+          <w:bCs/>
+          <w:color w:val="A32020"/>
+          <w:sz w:val="20"/>
+          <w:szCs w:val="20"/>
+        </w:rPr>
+        <w:t xml:space="preserve"/>
+      </w:r>
+    </w:p>
+    <w:p>
+      <w:pPr>
+        <w:spacing w:after="120"/>
+      </w:pPr>
+      <w:r>
+        <w:rPr>
+          <w:color w:val="666666"/>
+          <w:sz w:val="18"/>
+          <w:szCs w:val="18"/>
+        </w:rPr>
+        <w:t xml:space="preserve">Drivers: Post-ban-lift loan growth reacceleration (+15% YoY) without asset-quality deterioration; Fee income growth (+11% YoY) alongside NII growth (+9% YoY) - broad-based, not single-line-driven.</w:t>
+      </w:r>
+    </w:p>
+    <w:p>
+      <w:pPr>
+        <w:spacing w:after="120"/>
+      </w:pPr>
+      <w:r>
+        <w:rPr>
+          <w:color w:val="666666"/>
+          <w:sz w:val="18"/>
+          <w:szCs w:val="18"/>
+        </w:rPr>
+        <w:t xml:space="preserve">Provisions fell 45% YoY alongside improving GNPA/NNPA - the Q1 FY27 quality of earnings is genuinely clean (growth plus improving credit quality), not a growth-at-any-cost print.</w:t>
+      </w:r>
+    </w:p>
+    <w:p>
+      <w:pPr>
+        <w:spacing w:after="60" w:before="120"/>
+      </w:pPr>
+      <w:r>
+        <w:rPr>
+          <w:b/>
+          <w:bCs/>
+          <w:sz w:val="20"/>
+          <w:szCs w:val="20"/>
+        </w:rPr>
+        <w:t xml:space="preserve">Growth trajectory: </w:t>
+      </w:r>
+      <w:r>
+        <w:rPr>
+          <w:b w:val="false"/>
+          <w:bCs w:val="false"/>
+          <w:sz w:val="20"/>
+          <w:szCs w:val="20"/>
+        </w:rPr>
+        <w:t xml:space="preserve">YoY growth rate is accelerating</w:t>
+      </w:r>
+    </w:p>
+    <w:p>
+      <w:pPr>
+        <w:spacing w:after="120"/>
+      </w:pPr>
+      <w:r>
+        <w:rPr>
+          <w:color w:val="666666"/>
+          <w:sz w:val="18"/>
+          <w:szCs w:val="18"/>
+        </w:rPr>
+        <w:t xml:space="preserve">Q1 FY27: PAT +26% YoY, NII +9% YoY, net advances +15% YoY, customer assets +16% YoY, fee income +11% YoY - a broad-based reacceleration directly following the July 2026 RBI ban lift, with asset quality improving rather than deteriorating alongside the growth resumption.</w:t>
+      </w:r>
+    </w:p>
+    <w:p>
+      <w:pPr>
+        <w:spacing w:after="120"/>
+      </w:pPr>
+      <w:r>
+        <w:rPr>
+          <w:color w:val="666666"/>
+          <w:sz w:val="18"/>
+          <w:szCs w:val="18"/>
+        </w:rPr>
+        <w:t xml:space="preserve">Reverse P/E: ~28.4x trailing P/E (P/B ~2.3-3.0x, below its ~3.72x historical median) suggests the market has not yet fully re-rated the bank for the confirmed post-ban reacceleration and the definitive Deutsche Bank deal - some room exists if ROE recovers toward its historical average.</w:t>
+      </w:r>
+    </w:p>
+    <w:p>
+      <w:pPr>
+        <w:spacing w:after="120"/>
+      </w:pPr>
+      <w:r>
+        <w:rPr>
+          <w:b/>
+          <w:bCs/>
+          <w:sz w:val="20"/>
+          <w:szCs w:val="20"/>
+        </w:rPr>
+        <w:t xml:space="preserve">Management quality (TVGP's "P"):</w:t>
+      </w:r>
+    </w:p>
+    <w:tbl>
+      <w:tblPr>
+        <w:tblW w:type="dxa" w:w="9000"/>
+        <w:tblBorders>
+          <w:top w:val="single" w:color="auto" w:sz="4"/>
+          <w:left w:val="single" w:color="auto" w:sz="4"/>
+          <w:bottom w:val="single" w:color="auto" w:sz="4"/>
+          <w:right w:val="single" w:color="auto" w:sz="4"/>
+          <w:insideH w:val="single" w:color="auto" w:sz="4"/>
+          <w:insideV w:val="single" w:color="auto" w:sz="4"/>
+        </w:tblBorders>
+      </w:tblPr>
+      <w:tblGrid>
+        <w:gridCol w:w="3200"/>
+        <w:gridCol w:w="5800"/>
+      </w:tblGrid>
+      <w:tr>
+        <w:tc>
+          <w:tcPr>
+            <w:tcW w:type="dxa" w:w="3200"/>
+            <w:shd w:fill="F2F2F2" w:val="clear"/>
+          </w:tcPr>
+          <w:p>
+            <w:r>
+              <w:rPr>
+                <w:b/>
+                <w:bCs/>
+              </w:rPr>
+              <w:t xml:space="preserve">Assessment</w:t>
+            </w:r>
+          </w:p>
+        </w:tc>
+        <w:tc>
+          <w:tcPr>
+            <w:tcW w:type="dxa" w:w="5800"/>
+          </w:tcPr>
+          <w:p>
+            <w:r>
+              <w:t xml:space="preserve">neutral</w:t>
+            </w:r>
+          </w:p>
+        </w:tc>
+      </w:tr>
+      <w:tr>
+        <w:tc>
+          <w:tcPr>
+            <w:tcW w:type="dxa" w:w="3200"/>
+            <w:shd w:fill="F2F2F2" w:val="clear"/>
+          </w:tcPr>
+          <w:p>
+            <w:r>
+              <w:rPr>
+                <w:b/>
+                <w:bCs/>
+              </w:rPr>
+              <w:t xml:space="preserve">Capital allocation</w:t>
+            </w:r>
+          </w:p>
+        </w:tc>
+        <w:tc>
+          <w:tcPr>
+            <w:tcW w:type="dxa" w:w="5800"/>
+          </w:tcPr>
+          <w:p>
+            <w:r>
+              <w:t xml:space="preserve">Pursuing a disclosed, definitive, strategically-fit acquisition (Deutsche Bank India retail/wealth business) in the affluent/SME segments rather than an opportunistic scale-for-scale's-sake deal - a coherent capital-allocation rationale per CEO Vaswani's own stated reasoning. (disciplined)</w:t>
+            </w:r>
+          </w:p>
+        </w:tc>
+      </w:tr>
+      <w:tr>
+        <w:tc>
+          <w:tcPr>
+            <w:tcW w:type="dxa" w:w="3200"/>
+            <w:shd w:fill="F2F2F2" w:val="clear"/>
+          </w:tcPr>
+          <w:p>
+            <w:r>
+              <w:rPr>
+                <w:b/>
+                <w:bCs/>
+              </w:rPr>
+              <w:t xml:space="preserve">Related-party trend</w:t>
+            </w:r>
+          </w:p>
+        </w:tc>
+        <w:tc>
+          <w:tcPr>
+            <w:tcW w:type="dxa" w:w="5800"/>
+          </w:tcPr>
+          <w:p>
+            <w:r>
+              <w:t xml:space="preserve">unclear</w:t>
+            </w:r>
+          </w:p>
+        </w:tc>
+      </w:tr>
+      <w:tr>
+        <w:tc>
+          <w:tcPr>
+            <w:tcW w:type="dxa" w:w="3200"/>
+            <w:shd w:fill="F2F2F2" w:val="clear"/>
+          </w:tcPr>
+          <w:p>
+            <w:r>
+              <w:rPr>
+                <w:b/>
+                <w:bCs/>
+              </w:rPr>
+              <w:t xml:space="preserve">Guidance credibility</w:t>
+            </w:r>
+          </w:p>
+        </w:tc>
+        <w:tc>
+          <w:tcPr>
+            <w:tcW w:type="dxa" w:w="5800"/>
+          </w:tcPr>
+          <w:p>
+            <w:r>
+              <w:t xml:space="preserve">unclear</w:t>
+            </w:r>
+          </w:p>
+        </w:tc>
+      </w:tr>
+      <w:tr>
+        <w:tc>
+          <w:tcPr>
+            <w:tcW w:type="dxa" w:w="3200"/>
+            <w:shd w:fill="F2F2F2" w:val="clear"/>
+          </w:tcPr>
+          <w:p>
+            <w:r>
+              <w:rPr>
+                <w:b/>
+                <w:bCs/>
+              </w:rPr>
+              <w:t xml:space="preserve">Shareholder returns</w:t>
+            </w:r>
+          </w:p>
+        </w:tc>
+        <w:tc>
+          <w:tcPr>
+            <w:tcW w:type="dxa" w:w="5800"/>
+          </w:tcPr>
+          <w:p>
+            <w:r>
+              <w:t xml:space="preserve">consistent</w:t>
+            </w:r>
+          </w:p>
+        </w:tc>
+      </w:tr>
+      <w:tr>
+        <w:tc>
+          <w:tcPr>
+            <w:tcW w:type="dxa" w:w="3200"/>
+            <w:shd w:fill="F2F2F2" w:val="clear"/>
+          </w:tcPr>
+          <w:p>
+            <w:r>
+              <w:rPr>
+                <w:b/>
+                <w:bCs/>
+              </w:rPr>
+              <w:t xml:space="preserve">Capability ladder / VAP</w:t>
+            </w:r>
+          </w:p>
+        </w:tc>
+        <w:tc>
+          <w:tcPr>
+            <w:tcW w:type="dxa" w:w="5800"/>
+          </w:tcPr>
+          <w:p>
+            <w:r>
+              <w:t xml:space="preserve">Deutsche Bank India deal explicitly targets the affluent private-banking and wealth-management segments - a genuine move up the value chain from pure retail/SME banking.</w:t>
+            </w:r>
+          </w:p>
+        </w:tc>
+      </w:tr>
+    </w:tbl>
+    <w:p>
+      <w:pPr>
+        <w:spacing w:after="120"/>
+      </w:pPr>
+      <w:r>
+        <w:rPr>
+          <w:b/>
+          <w:bCs/>
+          <w:sz w:val="20"/>
+          <w:szCs w:val="20"/>
+        </w:rPr>
+        <w:t xml:space="preserve">Quality metrics (ROCE · debt · FCF · margin · capex):</w:t>
+      </w:r>
+    </w:p>
+    <w:tbl>
+      <w:tblPr>
+        <w:tblW w:type="dxa" w:w="9000"/>
+        <w:tblBorders>
+          <w:top w:val="single" w:color="auto" w:sz="4"/>
+          <w:left w:val="single" w:color="auto" w:sz="4"/>
+          <w:bottom w:val="single" w:color="auto" w:sz="4"/>
+          <w:right w:val="single" w:color="auto" w:sz="4"/>
+          <w:insideH w:val="single" w:color="auto" w:sz="4"/>
+          <w:insideV w:val="single" w:color="auto" w:sz="4"/>
+        </w:tblBorders>
+      </w:tblPr>
+      <w:tblGrid>
+        <w:gridCol w:w="3200"/>
+        <w:gridCol w:w="5800"/>
+      </w:tblGrid>
+      <w:tr>
+        <w:tc>
+          <w:tcPr>
+            <w:tcW w:type="dxa" w:w="3200"/>
+            <w:shd w:fill="F2F2F2" w:val="clear"/>
+          </w:tcPr>
+          <w:p>
+            <w:r>
+              <w:rPr>
+                <w:b/>
+                <w:bCs/>
+              </w:rPr>
+              <w:t xml:space="preserve">Assessment</w:t>
+            </w:r>
+          </w:p>
+        </w:tc>
+        <w:tc>
+          <w:tcPr>
+            <w:tcW w:type="dxa" w:w="5800"/>
+          </w:tcPr>
+          <w:p>
+            <w:r>
+              <w:t xml:space="preserve">neutral</w:t>
+            </w:r>
+          </w:p>
+        </w:tc>
+      </w:tr>
+      <w:tr>
+        <w:tc>
+          <w:tcPr>
+            <w:tcW w:type="dxa" w:w="3200"/>
+            <w:shd w:fill="F2F2F2" w:val="clear"/>
+          </w:tcPr>
+          <w:p>
+            <w:r>
+              <w:rPr>
+                <w:b/>
+                <w:bCs/>
+              </w:rPr>
+              <w:t xml:space="preserve">ROCE</w:t>
+            </w:r>
+          </w:p>
+        </w:tc>
+        <w:tc>
+          <w:tcPr>
+            <w:tcW w:type="dxa" w:w="5800"/>
+          </w:tcPr>
+          <w:p>
+            <w:r>
+              <w:t xml:space="preserve">—</w:t>
+            </w:r>
+          </w:p>
+        </w:tc>
+      </w:tr>
+      <w:tr>
+        <w:tc>
+          <w:tcPr>
+            <w:tcW w:type="dxa" w:w="3200"/>
+            <w:shd w:fill="F2F2F2" w:val="clear"/>
+          </w:tcPr>
+          <w:p>
+            <w:r>
+              <w:rPr>
+                <w:b/>
+                <w:bCs/>
+              </w:rPr>
+              <w:t xml:space="preserve">Leverage</w:t>
+            </w:r>
+          </w:p>
+        </w:tc>
+        <w:tc>
+          <w:tcPr>
+            <w:tcW w:type="dxa" w:w="5800"/>
+          </w:tcPr>
+          <w:p>
+            <w:r>
+              <w:t xml:space="preserve">—</w:t>
+            </w:r>
+          </w:p>
+        </w:tc>
+      </w:tr>
+      <w:tr>
+        <w:tc>
+          <w:tcPr>
+            <w:tcW w:type="dxa" w:w="3200"/>
+            <w:shd w:fill="F2F2F2" w:val="clear"/>
+          </w:tcPr>
+          <w:p>
+            <w:r>
+              <w:rPr>
+                <w:b/>
+                <w:bCs/>
+              </w:rPr>
+              <w:t xml:space="preserve">FCF conversion</w:t>
+            </w:r>
+          </w:p>
+        </w:tc>
+        <w:tc>
+          <w:tcPr>
+            <w:tcW w:type="dxa" w:w="5800"/>
+          </w:tcPr>
+          <w:p>
+            <w:r>
+              <w:t xml:space="preserve">—</w:t>
+            </w:r>
+          </w:p>
+        </w:tc>
+      </w:tr>
+      <w:tr>
+        <w:tc>
+          <w:tcPr>
+            <w:tcW w:type="dxa" w:w="3200"/>
+            <w:shd w:fill="F2F2F2" w:val="clear"/>
+          </w:tcPr>
+          <w:p>
+            <w:r>
+              <w:rPr>
+                <w:b/>
+                <w:bCs/>
+              </w:rPr>
+              <w:t xml:space="preserve">Margin trend</w:t>
+            </w:r>
+          </w:p>
+        </w:tc>
+        <w:tc>
+          <w:tcPr>
+            <w:tcW w:type="dxa" w:w="5800"/>
+          </w:tcPr>
+          <w:p>
+            <w:r>
+              <w:t xml:space="preserve">stable</w:t>
+            </w:r>
+          </w:p>
+        </w:tc>
+      </w:tr>
+      <w:tr>
+        <w:tc>
+          <w:tcPr>
+            <w:tcW w:type="dxa" w:w="3200"/>
+            <w:shd w:fill="F2F2F2" w:val="clear"/>
+          </w:tcPr>
+          <w:p>
+            <w:r>
+              <w:rPr>
+                <w:b/>
+                <w:bCs/>
+              </w:rPr>
+              <w:t xml:space="preserve">Capex efficiency</w:t>
+            </w:r>
+          </w:p>
+        </w:tc>
+        <w:tc>
+          <w:tcPr>
+            <w:tcW w:type="dxa" w:w="5800"/>
+          </w:tcPr>
+          <w:p>
+            <w:r>
+              <w:t xml:space="preserve">neutral</w:t>
+            </w:r>
+          </w:p>
+        </w:tc>
+      </w:tr>
+    </w:tbl>
     <w:p>
       <w:pPr>
         <w:pStyle w:val="Heading1"/>
         <w:spacing w:after="120" w:before="280"/>
       </w:pPr>
       <w:r>
-        <w:t xml:space="preserve">Bull Case</w:t>
-      </w:r>
-    </w:p>
-    <w:p>
-      <w:pPr>
-        <w:pStyle w:val="ListParagraph"/>
-        <w:numPr>
-          <w:ilvl w:val="0"/>
-          <w:numId w:val="1"/>
-        </w:numPr>
-        <w:spacing w:after="60"/>
-      </w:pPr>
-      <w:r>
-        <w:t xml:space="preserve">Consistent, stable private-bank franchise with steady NIM and reasonable growth</w:t>
-      </w:r>
-    </w:p>
-    <w:p>
-      <w:pPr>
-        <w:pStyle w:val="ListParagraph"/>
-        <w:numPr>
-          <w:ilvl w:val="0"/>
-          <w:numId w:val="1"/>
-        </w:numPr>
-        <w:spacing w:after="60"/>
-      </w:pPr>
-      <w:r>
-        <w:t xml:space="preserve">Held by a trusted, experienced tracker (OmkarT) as part of a diversified core banking allocation</w:t>
+        <w:t xml:space="preserve">Technical Read (Weekly / Monthly MACD + Bollinger Bands, or RSI/CCI/Williams %R proxy)</w:t>
+      </w:r>
+    </w:p>
+    <w:p>
+      <w:pPr>
+        <w:spacing w:after="120"/>
+      </w:pPr>
+      <w:r>
+        <w:t xml:space="preserve">Trading in the upper-middle of its 52-week range (~Rs 345-453) - not decision-relevant to the large-cap 'neither' verdict.</w:t>
       </w:r>
     </w:p>
     <w:p>
@@ -312,46 +2353,36 @@
         <w:spacing w:after="120" w:before="280"/>
       </w:pPr>
       <w:r>
-        <w:t xml:space="preserve">Bear Case / Key Risks</w:t>
-      </w:r>
-    </w:p>
-    <w:p>
-      <w:pPr>
-        <w:pStyle w:val="ListParagraph"/>
-        <w:numPr>
-          <w:ilvl w:val="0"/>
-          <w:numId w:val="1"/>
-        </w:numPr>
-        <w:spacing w:after="60"/>
-      </w:pPr>
-      <w:r>
-        <w:t xml:space="preserve">Mega-cap size (Rs 4,00,692 Cr) makes a 10x-in-2-3-years/100x-in-10-years outcome unrealistic regardless of quality</w:t>
-      </w:r>
-    </w:p>
-    <w:p>
-      <w:pPr>
-        <w:pStyle w:val="ListParagraph"/>
-        <w:numPr>
-          <w:ilvl w:val="0"/>
-          <w:numId w:val="1"/>
-        </w:numPr>
-        <w:spacing w:after="60"/>
-      </w:pPr>
-      <w:r>
-        <w:t xml:space="preserve">ROE (13.7%) is modest for a top-tier private bank, and no specific catalyst was identified</w:t>
-      </w:r>
-    </w:p>
-    <w:p>
-      <w:pPr>
-        <w:pStyle w:val="ListParagraph"/>
-        <w:numPr>
-          <w:ilvl w:val="0"/>
-          <w:numId w:val="1"/>
-        </w:numPr>
-        <w:spacing w:after="60"/>
-      </w:pPr>
-      <w:r>
-        <w:t xml:space="preserve">The sourcing trusted user explicitly disclaims differentiated insight on this specific holding</w:t>
+        <w:t xml:space="preserve">ValuePickr Community Signal</w:t>
+      </w:r>
+    </w:p>
+    <w:p>
+      <w:pPr>
+        <w:spacing w:after="120"/>
+      </w:pPr>
+      <w:r>
+        <w:t xml:space="preserve">No forum deep-dive performed - large-cap-with-inflection still can't support this project's 10x/100x thesis, so a full ValuePickr thread read was not pursued per fast-triage scope, unchanged this pass.</w:t>
+      </w:r>
+    </w:p>
+    <w:p>
+      <w:pPr>
+        <w:spacing w:after="120"/>
+      </w:pPr>
+      <w:r>
+        <w:rPr>
+          <w:b/>
+          <w:bCs/>
+          <w:sz w:val="20"/>
+          <w:szCs w:val="20"/>
+        </w:rPr>
+        <w:t xml:space="preserve">High-conviction call from a top contributor: </w:t>
+      </w:r>
+      <w:r>
+        <w:rPr>
+          <w:sz w:val="20"/>
+          <w:szCs w:val="20"/>
+        </w:rPr>
+        <w:t xml:space="preserve">None sought this pass beyond the originating X mention.</w:t>
       </w:r>
     </w:p>
     <w:p>
@@ -360,6 +2391,158 @@
         <w:spacing w:after="120" w:before="280"/>
       </w:pPr>
       <w:r>
+        <w:t xml:space="preserve">BSE Corporate Actions / Other Red Flags</w:t>
+      </w:r>
+    </w:p>
+    <w:p>
+      <w:pPr>
+        <w:spacing w:after="120"/>
+      </w:pPr>
+      <w:r>
+        <w:t xml:space="preserve">No SEBI/fraud/going-concern red flags found this pass either. The RBI restriction itself (2024-2026) remains a resolved historical supervisory action (lifted July 2026), not a current issue. The Deutsche Bank India acquisition is a confirmed, definitive, publicly announced transaction, not a governance concern.</w:t>
+      </w:r>
+    </w:p>
+    <w:p>
+      <w:pPr>
+        <w:pStyle w:val="Heading1"/>
+        <w:spacing w:after="120" w:before="280"/>
+      </w:pPr>
+      <w:r>
+        <w:t xml:space="preserve">Bull Case</w:t>
+      </w:r>
+    </w:p>
+    <w:p>
+      <w:pPr>
+        <w:pStyle w:val="ListParagraph"/>
+        <w:numPr>
+          <w:ilvl w:val="0"/>
+          <w:numId w:val="1"/>
+        </w:numPr>
+        <w:spacing w:after="60"/>
+      </w:pPr>
+      <w:r>
+        <w:t xml:space="preserve">CONFIRMED via Q1 FY27 results: the RBI ban-lift reacceleration is real - PAT +26% YoY, loan growth +15%, and asset quality IMPROVING (not just growth resuming at the cost of credit quality)</w:t>
+      </w:r>
+    </w:p>
+    <w:p>
+      <w:pPr>
+        <w:pStyle w:val="ListParagraph"/>
+        <w:numPr>
+          <w:ilvl w:val="0"/>
+          <w:numId w:val="1"/>
+        </w:numPr>
+        <w:spacing w:after="60"/>
+      </w:pPr>
+      <w:r>
+        <w:t xml:space="preserve">CONFIRMED, DE-RISKED: the Deutsche Bank India retail/wealth acquisition is now a definitive signed agreement (not speculative talk), adding ~150,000 customers and a disclosed, sizeable loan/deposit/AUM book</w:t>
+      </w:r>
+    </w:p>
+    <w:p>
+      <w:pPr>
+        <w:pStyle w:val="ListParagraph"/>
+        <w:numPr>
+          <w:ilvl w:val="0"/>
+          <w:numId w:val="1"/>
+        </w:numPr>
+        <w:spacing w:after="60"/>
+      </w:pPr>
+      <w:r>
+        <w:t xml:space="preserve">Provisions fell sharply (-45% YoY) alongside improving GNPA/NNPA - a genuinely clean, not just growth-driven, quarter</w:t>
+      </w:r>
+    </w:p>
+    <w:p>
+      <w:pPr>
+        <w:pStyle w:val="ListParagraph"/>
+        <w:numPr>
+          <w:ilvl w:val="0"/>
+          <w:numId w:val="1"/>
+        </w:numPr>
+        <w:spacing w:after="60"/>
+      </w:pPr>
+      <w:r>
+        <w:t xml:space="preserve">Stock trades below its historical P/B median/range, suggesting the market hasn't fully priced this pass's confirmatory findings</w:t>
+      </w:r>
+    </w:p>
+    <w:p>
+      <w:pPr>
+        <w:pStyle w:val="Heading1"/>
+        <w:spacing w:after="120" w:before="280"/>
+      </w:pPr>
+      <w:r>
+        <w:t xml:space="preserve">Bear Case / Key Risks</w:t>
+      </w:r>
+    </w:p>
+    <w:p>
+      <w:pPr>
+        <w:pStyle w:val="ListParagraph"/>
+        <w:numPr>
+          <w:ilvl w:val="0"/>
+          <w:numId w:val="1"/>
+        </w:numPr>
+        <w:spacing w:after="60"/>
+      </w:pPr>
+      <w:r>
+        <w:t xml:space="preserve">CONFIRMED, NOT RESOLVED: ROE remains subdued (~11.93%, below its own 3-yr average of ~13.7%) - Kotak's returns still lag its own historical standard and top-tier private-bank peers</w:t>
+      </w:r>
+    </w:p>
+    <w:p>
+      <w:pPr>
+        <w:pStyle w:val="ListParagraph"/>
+        <w:numPr>
+          <w:ilvl w:val="0"/>
+          <w:numId w:val="1"/>
+        </w:numPr>
+        <w:spacing w:after="60"/>
+      </w:pPr>
+      <w:r>
+        <w:t xml:space="preserve">CEO transition remains genuinely unresolved: Ashok Vaswani's term ends Dec 31, 2026, and no successor has been named as of this pass - the continuity-premium risk is unchanged from original discovery</w:t>
+      </w:r>
+    </w:p>
+    <w:p>
+      <w:pPr>
+        <w:pStyle w:val="ListParagraph"/>
+        <w:numPr>
+          <w:ilvl w:val="0"/>
+          <w:numId w:val="1"/>
+        </w:numPr>
+        <w:spacing w:after="60"/>
+      </w:pPr>
+      <w:r>
+        <w:t xml:space="preserve">Mega-cap (~Rs 4,16,800 Cr) - no plausible path to a 10x-in-2-3-years or 100x-in-10-years outcome regardless of the genuine operational improvement</w:t>
+      </w:r>
+    </w:p>
+    <w:p>
+      <w:pPr>
+        <w:pStyle w:val="ListParagraph"/>
+        <w:numPr>
+          <w:ilvl w:val="0"/>
+          <w:numId w:val="1"/>
+        </w:numPr>
+        <w:spacing w:after="60"/>
+      </w:pPr>
+      <w:r>
+        <w:t xml:space="preserve">Integration risk on the Deutsche Bank India acquisition (150,000 customers, ~1,000 employees) layered on top of the CEO transition and post-ban growth ramp - a lot of concurrent change management</w:t>
+      </w:r>
+    </w:p>
+    <w:p>
+      <w:pPr>
+        <w:pStyle w:val="ListParagraph"/>
+        <w:numPr>
+          <w:ilvl w:val="0"/>
+          <w:numId w:val="1"/>
+        </w:numPr>
+        <w:spacing w:after="60"/>
+      </w:pPr>
+      <w:r>
+        <w:t xml:space="preserve">Untrusted, uncorroborated X source (@saditya10p, medium conviction only) remains the only seed</w:t>
+      </w:r>
+    </w:p>
+    <w:p>
+      <w:pPr>
+        <w:pStyle w:val="Heading1"/>
+        <w:spacing w:after="120" w:before="280"/>
+      </w:pPr>
+      <w:r>
         <w:t xml:space="preserve">Market-Cap Tier (informational — not a gate in this project)</w:t>
       </w:r>
     </w:p>
@@ -372,7 +2555,7 @@
           <w:b/>
           <w:bCs/>
         </w:rPr>
-        <w:t xml:space="preserve">Mega-cap (~Rs 4,00,692 Cr)</w:t>
+        <w:t xml:space="preserve">Large/mega-cap (~Rs 4,16,800 Cr)</w:t>
       </w:r>
     </w:p>
     <w:p>
@@ -400,6 +2583,34 @@
     </w:p>
     <w:p>
       <w:pPr>
+        <w:spacing w:after="120"/>
+      </w:pPr>
+      <w:r>
+        <w:rPr>
+          <w:color w:val="666666"/>
+          <w:sz w:val="20"/>
+          <w:szCs w:val="20"/>
+        </w:rPr>
+        <w:t xml:space="preserve">4-box gate — tailwind: yes · TAM: yes · moat: yes · valuation: weak  (score 3.5 / 4)</w:t>
+      </w:r>
+    </w:p>
+    <w:p>
+      <w:pPr>
+        <w:spacing w:after="120"/>
+      </w:pPr>
+      <w:r>
+        <w:rPr>
+          <w:i/>
+          <w:iCs/>
+          <w:color w:val="666666"/>
+          <w:sz w:val="20"/>
+          <w:szCs w:val="20"/>
+        </w:rPr>
+        <w:t xml:space="preserve">Named, now results-confirmed July-2026 RBI-ban-lift inflection (Q1 FY27 PAT +26%, improving asset quality) justifies tam=yes; a now-definitive Deutsche Bank India acquisition adds a second concrete catalyst; strong private-bank franchise supports moat; valuation weak given ROE (~11.93%) still below its own 3-yr average and CEO-transition uncertainty unresolved. Mega-cap size means the score is informational only - thesis_fit stays 'neither' regardless.</w:t>
+      </w:r>
+    </w:p>
+    <w:p>
+      <w:pPr>
         <w:pStyle w:val="Heading1"/>
         <w:spacing w:after="120" w:before="280"/>
       </w:pPr>
@@ -418,46 +2629,72 @@
           <w:sz w:val="24"/>
           <w:szCs w:val="24"/>
         </w:rPr>
-        <w:t xml:space="preserve">A quality mega-cap bank held for diversification, not conviction -- filtered out on size with no catalyst</w:t>
-      </w:r>
-    </w:p>
-    <w:p>
-      <w:pPr>
-        <w:pStyle w:val="ListParagraph"/>
-        <w:numPr>
-          <w:ilvl w:val="0"/>
-          <w:numId w:val="1"/>
-        </w:numPr>
-        <w:spacing w:after="60"/>
-      </w:pPr>
-      <w:r>
-        <w:t xml:space="preserve">Size alone rules out the multibagger framework</w:t>
-      </w:r>
-    </w:p>
-    <w:p>
-      <w:pPr>
-        <w:pStyle w:val="ListParagraph"/>
-        <w:numPr>
-          <w:ilvl w:val="0"/>
-          <w:numId w:val="1"/>
-        </w:numPr>
-        <w:spacing w:after="60"/>
-      </w:pPr>
-      <w:r>
-        <w:t xml:space="preserve">No catalyst identified, and the trusted-user signal is explicitly non-differentiated by the user's own words</w:t>
-      </w:r>
-    </w:p>
-    <w:p>
-      <w:pPr>
-        <w:pStyle w:val="ListParagraph"/>
-        <w:numPr>
-          <w:ilvl w:val="0"/>
-          <w:numId w:val="1"/>
-        </w:numPr>
-        <w:spacing w:after="60"/>
-      </w:pPr>
-      <w:r>
-        <w:t xml:space="preserve">Filtered out per the standard rule for a large, quality-but-catalyst-free name</w:t>
+        <w:t xml:space="preserve">This pass confirms the RBI ban-lift reacceleration with a genuinely strong, clean Q1 FY27 print and de-risks the Deutsche Bank India catalyst from 'talk' to a definitive signed deal - but ROE remains subdued (below its own 3-yr average) and the CEO transition is still unresolved. Mega-cap size keeps thesis_fit 'neither'; conviction upgraded to Medium-High on the confirmatory operational evidence.</w:t>
+      </w:r>
+    </w:p>
+    <w:p>
+      <w:pPr>
+        <w:pStyle w:val="ListParagraph"/>
+        <w:numPr>
+          <w:ilvl w:val="0"/>
+          <w:numId w:val="1"/>
+        </w:numPr>
+        <w:spacing w:after="60"/>
+      </w:pPr>
+      <w:r>
+        <w:t xml:space="preserve">Large-cap rule: the named regulatory inflection (RBI ban lifted July 2026) is now directly evidenced in Q1 FY27 results (PAT +26%, loan growth +15%, improving asset quality) - tam remains scored 'yes' with materially stronger supporting evidence than at original discovery.</w:t>
+      </w:r>
+    </w:p>
+    <w:p>
+      <w:pPr>
+        <w:pStyle w:val="ListParagraph"/>
+        <w:numPr>
+          <w:ilvl w:val="0"/>
+          <w:numId w:val="1"/>
+        </w:numPr>
+        <w:spacing w:after="60"/>
+      </w:pPr>
+      <w:r>
+        <w:t xml:space="preserve">Even with the confirmed inflection and now-definitive Deutsche Bank India deal, mega-cap size (~Rs 4,16,800 Cr) remains far too large for a 10x-in-2-3-years or 100x-in-10-years outcome to be mathematically plausible - thesis_fit stays 'neither', unchanged.</w:t>
+      </w:r>
+    </w:p>
+    <w:p>
+      <w:pPr>
+        <w:pStyle w:val="ListParagraph"/>
+        <w:numPr>
+          <w:ilvl w:val="0"/>
+          <w:numId w:val="1"/>
+        </w:numPr>
+        <w:spacing w:after="60"/>
+      </w:pPr>
+      <w:r>
+        <w:t xml:space="preserve">four_box unchanged at 3.5 (tailwind yes, tam yes, moat yes, valuation weak - ROE still subdued at ~11.93%, below its 3-yr average, confirming rather than resolving the original valuation caution).</w:t>
+      </w:r>
+    </w:p>
+    <w:p>
+      <w:pPr>
+        <w:pStyle w:val="ListParagraph"/>
+        <w:numPr>
+          <w:ilvl w:val="0"/>
+          <w:numId w:val="1"/>
+        </w:numPr>
+        <w:spacing w:after="60"/>
+      </w:pPr>
+      <w:r>
+        <w:t xml:space="preserve">Conviction upgraded Medium -&gt; Medium-High: this pass found two concrete, positive confirmations (a genuinely clean/strong Q1 FY27 quarter, and the Deutsche Bank deal moving from rumoured to definitive) with no new negative findings - the CEO-transition and subdued-ROE risks are unchanged, not newly discovered.</w:t>
+      </w:r>
+    </w:p>
+    <w:p>
+      <w:pPr>
+        <w:pStyle w:val="ListParagraph"/>
+        <w:numPr>
+          <w:ilvl w:val="0"/>
+          <w:numId w:val="1"/>
+        </w:numPr>
+        <w:spacing w:after="60"/>
+      </w:pPr>
+      <w:r>
+        <w:t xml:space="preserve">No forum deep-dive performed per fast-triage scope for large-caps, unchanged from the original pass.</w:t>
       </w:r>
     </w:p>
     <w:p>
